--- a/Yan_Naing_Kyaw_Senior_Network_Engineer.docx
+++ b/Yan_Naing_Kyaw_Senior_Network_Engineer.docx
@@ -15,7 +15,7 @@
       </w:tblGrid>
       <w:tr>
         <w:trPr>
-          <w:trHeight w:val="1814"/>
+          <w:trHeight w:val="1701"/>
         </w:trPr>
         <w:tc>
           <w:tcPr>
@@ -202,7 +202,7 @@
                 <w:color w:val="1A2A4A"/>
                 <w:sz w:val="14"/>
               </w:rPr>
-              <w:t xml:space="preserve">Networking: </w:t>
+              <w:t xml:space="preserve">Routing &amp; Switching: </w:t>
             </w:r>
             <w:r>
               <w:rPr>
@@ -210,7 +210,7 @@
                 <w:color w:val="555555"/>
                 <w:sz w:val="14"/>
               </w:rPr>
-              <w:t>BGP, OSPF, IS-IS, MPLS, MP-BGP, SD-WAN, VPN, VLAN, L2/L3 Design</w:t>
+              <w:t>BGP, OSPF, IS-IS, MP-BGP, L2/L3 Design, VLAN, STP</w:t>
             </w:r>
           </w:p>
           <w:p>
@@ -223,7 +223,7 @@
                 <w:color w:val="1A2A4A"/>
                 <w:sz w:val="14"/>
               </w:rPr>
-              <w:t xml:space="preserve">Cloud &amp; Virtualization: </w:t>
+              <w:t xml:space="preserve">MPLS &amp; WAN: </w:t>
             </w:r>
             <w:r>
               <w:rPr>
@@ -231,7 +231,7 @@
                 <w:color w:val="555555"/>
                 <w:sz w:val="14"/>
               </w:rPr>
-              <w:t>Cisco HyperFlex, Cisco UCS, VMware vCenter/ESXi, Private Cloud, MicroCloud</w:t>
+              <w:t>MPLS, MPLS VPN, TE, QoS, SD-WAN, VPN, IP Transit</w:t>
             </w:r>
           </w:p>
           <w:p>
@@ -244,7 +244,7 @@
                 <w:color w:val="1A2A4A"/>
                 <w:sz w:val="14"/>
               </w:rPr>
-              <w:t xml:space="preserve">Data Center: </w:t>
+              <w:t xml:space="preserve">Service Provider: </w:t>
             </w:r>
             <w:r>
               <w:rPr>
@@ -252,7 +252,7 @@
                 <w:color w:val="555555"/>
                 <w:sz w:val="14"/>
               </w:rPr>
-              <w:t>Cisco ACI, UCS Manager, FWaaS</w:t>
+              <w:t>FTTH, DIA, IGW, eBGP/iBGP, CDN Peering, Capacity Planning</w:t>
             </w:r>
           </w:p>
           <w:p>
@@ -286,7 +286,7 @@
                 <w:color w:val="1A2A4A"/>
                 <w:sz w:val="14"/>
               </w:rPr>
-              <w:t xml:space="preserve">Smart City &amp; IoT: </w:t>
+              <w:t xml:space="preserve">Data Center: </w:t>
             </w:r>
             <w:r>
               <w:rPr>
@@ -294,7 +294,7 @@
                 <w:color w:val="555555"/>
                 <w:sz w:val="14"/>
               </w:rPr>
-              <w:t>AI VMS, Eocortex, Scylla AI, IoT, GPU Infrastructure</w:t>
+              <w:t>Cisco ACI, Nexus, UCS, FWaaS</w:t>
             </w:r>
           </w:p>
           <w:p>
@@ -315,7 +315,7 @@
                 <w:color w:val="555555"/>
                 <w:sz w:val="14"/>
               </w:rPr>
-              <w:t>Zabbix, SNMP, Cacti, Cloud PBX, VoIP, SIP Trunking</w:t>
+              <w:t>Zabbix, SNMP, Cacti, VoIP/SIP</w:t>
             </w:r>
           </w:p>
           <w:p>
@@ -490,7 +490,7 @@
           </w:p>
           <w:p>
             <w:pPr>
-              <w:spacing w:before="0" w:after="40" w:line="276" w:lineRule="auto"/>
+              <w:spacing w:before="0" w:after="40" w:line="269" w:lineRule="auto"/>
             </w:pPr>
             <w:r>
               <w:rPr>
@@ -498,7 +498,7 @@
                 <w:color w:val="555555"/>
                 <w:sz w:val="16"/>
               </w:rPr>
-              <w:t>Senior Network, Cloud &amp; Infrastructure Engineer with 13+ years of experience across ISP, system integrator, private cloud, and Smart City environments. Expert in Cisco HyperFlex (HCI), VMware vCenter, Cisco UCS, Cisco ACI, and MicroCloud. Proven success designing, deploying, and operating large-scale, high-availability networks and Smart City platforms integrating video surveillance, IoT, and AI analytics.</w:t>
+              <w:t>Senior Network Engineer with 13+ years of experience in ISP core networks, routing protocols, MPLS, and service provider infrastructure. Specialized in BGP/OSPF/IS-IS, MPLS VPN, data center networking, and large-scale network design. Proven track record operating nationwide backbone networks and leading critical escalation response.</w:t>
             </w:r>
           </w:p>
           <w:p>
@@ -519,7 +519,7 @@
           </w:p>
           <w:p>
             <w:pPr>
-              <w:spacing w:before="80" w:after="0"/>
+              <w:spacing w:before="60" w:after="0"/>
             </w:pPr>
             <w:r>
               <w:rPr>
@@ -566,49 +566,7 @@
               <w:rPr>
                 <w:b w:val="0"/>
                 <w:color w:val="555555"/>
-                <w:sz w:val="15"/>
-              </w:rPr>
-              <w:t>▸ Designed and operated Cisco HyperFlex HCI and UCS-based private cloud environments</w:t>
-            </w:r>
-          </w:p>
-          <w:p>
-            <w:pPr>
-              <w:spacing w:before="0" w:after="0"/>
-              <w:ind w:left="227" w:hanging="170"/>
-            </w:pPr>
-            <w:r>
-              <w:rPr>
-                <w:b w:val="0"/>
-                <w:color w:val="555555"/>
-                <w:sz w:val="15"/>
-              </w:rPr>
-              <w:t>▸ Managed virtualization infrastructure using VMware vCenter and automated provisioning workflows</w:t>
-            </w:r>
-          </w:p>
-          <w:p>
-            <w:pPr>
-              <w:spacing w:before="0" w:after="0"/>
-              <w:ind w:left="227" w:hanging="170"/>
-            </w:pPr>
-            <w:r>
-              <w:rPr>
-                <w:b w:val="0"/>
-                <w:color w:val="555555"/>
-                <w:sz w:val="15"/>
-              </w:rPr>
-              <w:t>▸ Implemented MicroCloud environments for rapid POC and edge deployments</w:t>
-            </w:r>
-          </w:p>
-          <w:p>
-            <w:pPr>
-              <w:spacing w:before="0" w:after="0"/>
-              <w:ind w:left="227" w:hanging="170"/>
-            </w:pPr>
-            <w:r>
-              <w:rPr>
-                <w:b w:val="0"/>
-                <w:color w:val="555555"/>
-                <w:sz w:val="15"/>
+                <w:sz w:val="14"/>
               </w:rPr>
               <w:t>▸ Engineered multi-tenant network architecture (VLANs, VPNs, firewalls, routing) ensuring isolation and scalability</w:t>
             </w:r>
@@ -622,7 +580,7 @@
               <w:rPr>
                 <w:b w:val="0"/>
                 <w:color w:val="555555"/>
-                <w:sz w:val="15"/>
+                <w:sz w:val="14"/>
               </w:rPr>
               <w:t>▸ Applied Cisco ACI for policy-driven data center networking</w:t>
             </w:r>
@@ -636,7 +594,7 @@
               <w:rPr>
                 <w:b w:val="0"/>
                 <w:color w:val="555555"/>
-                <w:sz w:val="15"/>
+                <w:sz w:val="14"/>
               </w:rPr>
               <w:t>▸ Delivered Smart City network solutions integrating video surveillance, IoT, and central management</w:t>
             </w:r>
@@ -650,14 +608,28 @@
               <w:rPr>
                 <w:b w:val="0"/>
                 <w:color w:val="555555"/>
-                <w:sz w:val="15"/>
+                <w:sz w:val="14"/>
               </w:rPr>
-              <w:t>▸ Designed and implemented SPDC Data Center and FWaaS solutions</w:t>
+              <w:t>▸ Designed and implemented SPDC Data Center and FWaaS firewall solutions</w:t>
             </w:r>
           </w:p>
           <w:p>
             <w:pPr>
-              <w:spacing w:before="80" w:after="0"/>
+              <w:spacing w:before="0" w:after="0"/>
+              <w:ind w:left="227" w:hanging="170"/>
+            </w:pPr>
+            <w:r>
+              <w:rPr>
+                <w:b w:val="0"/>
+                <w:color w:val="555555"/>
+                <w:sz w:val="14"/>
+              </w:rPr>
+              <w:t>▸ Collaborated with cross-vendor teams for integrated network and infrastructure deployments</w:t>
+            </w:r>
+          </w:p>
+          <w:p>
+            <w:pPr>
+              <w:spacing w:before="60" w:after="0"/>
             </w:pPr>
             <w:r>
               <w:rPr>
@@ -704,7 +676,7 @@
               <w:rPr>
                 <w:b w:val="0"/>
                 <w:color w:val="555555"/>
-                <w:sz w:val="15"/>
+                <w:sz w:val="14"/>
               </w:rPr>
               <w:t>▸ Operated nationwide ISP core network infrastructure supporting millions of users</w:t>
             </w:r>
@@ -718,7 +690,7 @@
               <w:rPr>
                 <w:b w:val="0"/>
                 <w:color w:val="555555"/>
-                <w:sz w:val="15"/>
+                <w:sz w:val="14"/>
               </w:rPr>
               <w:t>▸ Designed and implemented IP Transit, MPLS VPN, FTTH, DIA, and WAN services</w:t>
             </w:r>
@@ -732,7 +704,7 @@
               <w:rPr>
                 <w:b w:val="0"/>
                 <w:color w:val="555555"/>
-                <w:sz w:val="15"/>
+                <w:sz w:val="14"/>
               </w:rPr>
               <w:t>▸ Led L2/L3 escalation response for critical nationwide network outages</w:t>
             </w:r>
@@ -746,7 +718,7 @@
               <w:rPr>
                 <w:b w:val="0"/>
                 <w:color w:val="555555"/>
-                <w:sz w:val="15"/>
+                <w:sz w:val="14"/>
               </w:rPr>
               <w:t>▸ Built International Gateway networks with eBGP/iBGP peering and global CDNs (Google, Facebook, Netflix)</w:t>
             </w:r>
@@ -760,9 +732,9 @@
               <w:rPr>
                 <w:b w:val="0"/>
                 <w:color w:val="555555"/>
-                <w:sz w:val="15"/>
+                <w:sz w:val="14"/>
               </w:rPr>
-              <w:t>▸ Deployed MPLS core network using IS-IS, MP-BGP, TE, and QoS</w:t>
+              <w:t>▸ Deployed MPLS core network using IS-IS, MP-BGP, Traffic Engineering, and QoS</w:t>
             </w:r>
           </w:p>
           <w:p>
@@ -774,7 +746,7 @@
               <w:rPr>
                 <w:b w:val="0"/>
                 <w:color w:val="555555"/>
-                <w:sz w:val="15"/>
+                <w:sz w:val="14"/>
               </w:rPr>
               <w:t>▸ Conducted capacity planning and 160G–400G backbone upgrades</w:t>
             </w:r>
@@ -788,14 +760,14 @@
               <w:rPr>
                 <w:b w:val="0"/>
                 <w:color w:val="555555"/>
-                <w:sz w:val="15"/>
+                <w:sz w:val="14"/>
               </w:rPr>
               <w:t>▸ Expanded POP sites and multi-service platforms for high availability and redundancy</w:t>
             </w:r>
           </w:p>
           <w:p>
             <w:pPr>
-              <w:spacing w:before="80" w:after="0"/>
+              <w:spacing w:before="60" w:after="0"/>
             </w:pPr>
             <w:r>
               <w:rPr>
@@ -803,7 +775,7 @@
                 <w:color w:val="1A2A4A"/>
                 <w:sz w:val="18"/>
               </w:rPr>
-              <w:t>Smart City &amp; AI Platform Projects</w:t>
+              <w:t>Smart City &amp; Network Projects</w:t>
             </w:r>
             <w:r>
               <w:rPr>
@@ -842,7 +814,7 @@
               <w:rPr>
                 <w:b w:val="0"/>
                 <w:color w:val="555555"/>
-                <w:sz w:val="15"/>
+                <w:sz w:val="14"/>
               </w:rPr>
               <w:t>▸ Designed Smart City network infrastructure for urban surveillance and IoT integration</w:t>
             </w:r>
@@ -856,35 +828,7 @@
               <w:rPr>
                 <w:b w:val="0"/>
                 <w:color w:val="555555"/>
-                <w:sz w:val="15"/>
-              </w:rPr>
-              <w:t>▸ Deployed AI VMS (Eocortex, Scylla AI) with facial recognition, object detection, and analytics</w:t>
-            </w:r>
-          </w:p>
-          <w:p>
-            <w:pPr>
-              <w:spacing w:before="0" w:after="0"/>
-              <w:ind w:left="227" w:hanging="170"/>
-            </w:pPr>
-            <w:r>
-              <w:rPr>
-                <w:b w:val="0"/>
-                <w:color w:val="555555"/>
-                <w:sz w:val="15"/>
-              </w:rPr>
-              <w:t>▸ Architected GPU-enabled edge and data center environments for real-time AI inference</w:t>
-            </w:r>
-          </w:p>
-          <w:p>
-            <w:pPr>
-              <w:spacing w:before="0" w:after="0"/>
-              <w:ind w:left="227" w:hanging="170"/>
-            </w:pPr>
-            <w:r>
-              <w:rPr>
-                <w:b w:val="0"/>
-                <w:color w:val="555555"/>
-                <w:sz w:val="15"/>
+                <w:sz w:val="14"/>
               </w:rPr>
               <w:t>▸ Built secure, high-availability connectivity between edge devices, data centers, and private clouds</w:t>
             </w:r>
@@ -914,7 +858,7 @@
               <w:rPr>
                 <w:b w:val="0"/>
                 <w:color w:val="4A6A8A"/>
-                <w:sz w:val="15"/>
+                <w:sz w:val="14"/>
               </w:rPr>
               <w:t xml:space="preserve">▸ </w:t>
             </w:r>
@@ -922,7 +866,7 @@
               <w:rPr>
                 <w:b/>
                 <w:color w:val="1A2A4A"/>
-                <w:sz w:val="15"/>
+                <w:sz w:val="14"/>
               </w:rPr>
               <w:t>Cisco Certified Specialist – ENARSI</w:t>
             </w:r>
@@ -930,9 +874,9 @@
               <w:rPr>
                 <w:b w:val="0"/>
                 <w:color w:val="555555"/>
-                <w:sz w:val="15"/>
+                <w:sz w:val="14"/>
               </w:rPr>
-              <w:t xml:space="preserve"> — Cisco Certified</w:t>
+              <w:t xml:space="preserve">  —  Cisco Certified</w:t>
             </w:r>
           </w:p>
           <w:p>
@@ -944,7 +888,7 @@
               <w:rPr>
                 <w:b w:val="0"/>
                 <w:color w:val="4A6A8A"/>
-                <w:sz w:val="15"/>
+                <w:sz w:val="14"/>
               </w:rPr>
               <w:t xml:space="preserve">▸ </w:t>
             </w:r>
@@ -952,7 +896,7 @@
               <w:rPr>
                 <w:b/>
                 <w:color w:val="1A2A4A"/>
-                <w:sz w:val="15"/>
+                <w:sz w:val="14"/>
               </w:rPr>
               <w:t>CCIE Service Provider</w:t>
             </w:r>
@@ -960,9 +904,9 @@
               <w:rPr>
                 <w:b w:val="0"/>
                 <w:color w:val="555555"/>
-                <w:sz w:val="15"/>
+                <w:sz w:val="14"/>
               </w:rPr>
-              <w:t xml:space="preserve"> — Training</w:t>
+              <w:t xml:space="preserve">  —  Training</w:t>
             </w:r>
           </w:p>
           <w:p>
@@ -974,7 +918,7 @@
               <w:rPr>
                 <w:b w:val="0"/>
                 <w:color w:val="4A6A8A"/>
-                <w:sz w:val="15"/>
+                <w:sz w:val="14"/>
               </w:rPr>
               <w:t xml:space="preserve">▸ </w:t>
             </w:r>
@@ -982,17 +926,17 @@
               <w:rPr>
                 <w:b/>
                 <w:color w:val="1A2A4A"/>
-                <w:sz w:val="15"/>
+                <w:sz w:val="14"/>
               </w:rPr>
-              <w:t>Cisco HyperFlex (HCI)</w:t>
+              <w:t>CCIE Enterprise Infrastructure</w:t>
             </w:r>
             <w:r>
               <w:rPr>
                 <w:b w:val="0"/>
                 <w:color w:val="555555"/>
-                <w:sz w:val="15"/>
+                <w:sz w:val="14"/>
               </w:rPr>
-              <w:t xml:space="preserve"> — Training</w:t>
+              <w:t xml:space="preserve">  —  Training</w:t>
             </w:r>
           </w:p>
           <w:p>
@@ -1004,7 +948,7 @@
               <w:rPr>
                 <w:b w:val="0"/>
                 <w:color w:val="4A6A8A"/>
-                <w:sz w:val="15"/>
+                <w:sz w:val="14"/>
               </w:rPr>
               <w:t xml:space="preserve">▸ </w:t>
             </w:r>
@@ -1012,137 +956,17 @@
               <w:rPr>
                 <w:b/>
                 <w:color w:val="1A2A4A"/>
-                <w:sz w:val="15"/>
+                <w:sz w:val="14"/>
               </w:rPr>
-              <w:t>Cisco ACI</w:t>
+              <w:t>CCNP Routing &amp; Switching</w:t>
             </w:r>
             <w:r>
               <w:rPr>
                 <w:b w:val="0"/>
                 <w:color w:val="555555"/>
-                <w:sz w:val="15"/>
+                <w:sz w:val="14"/>
               </w:rPr>
-              <w:t xml:space="preserve"> — Training</w:t>
-            </w:r>
-          </w:p>
-          <w:p>
-            <w:pPr>
-              <w:spacing w:before="0" w:after="20"/>
-              <w:ind w:left="170" w:hanging="113"/>
-            </w:pPr>
-            <w:r>
-              <w:rPr>
-                <w:b w:val="0"/>
-                <w:color w:val="4A6A8A"/>
-                <w:sz w:val="15"/>
-              </w:rPr>
-              <w:t xml:space="preserve">▸ </w:t>
-            </w:r>
-            <w:r>
-              <w:rPr>
-                <w:b/>
-                <w:color w:val="1A2A4A"/>
-                <w:sz w:val="15"/>
-              </w:rPr>
-              <w:t>VMware vCenter / ESXi</w:t>
-            </w:r>
-            <w:r>
-              <w:rPr>
-                <w:b w:val="0"/>
-                <w:color w:val="555555"/>
-                <w:sz w:val="15"/>
-              </w:rPr>
-              <w:t xml:space="preserve"> — Training</w:t>
-            </w:r>
-          </w:p>
-          <w:p>
-            <w:pPr>
-              <w:spacing w:before="0" w:after="20"/>
-              <w:ind w:left="170" w:hanging="113"/>
-            </w:pPr>
-            <w:r>
-              <w:rPr>
-                <w:b w:val="0"/>
-                <w:color w:val="4A6A8A"/>
-                <w:sz w:val="15"/>
-              </w:rPr>
-              <w:t xml:space="preserve">▸ </w:t>
-            </w:r>
-            <w:r>
-              <w:rPr>
-                <w:b/>
-                <w:color w:val="1A2A4A"/>
-                <w:sz w:val="15"/>
-              </w:rPr>
-              <w:t>FortiGate Security</w:t>
-            </w:r>
-            <w:r>
-              <w:rPr>
-                <w:b w:val="0"/>
-                <w:color w:val="555555"/>
-                <w:sz w:val="15"/>
-              </w:rPr>
-              <w:t xml:space="preserve"> — Training</w:t>
-            </w:r>
-          </w:p>
-          <w:p>
-            <w:pPr>
-              <w:spacing w:before="0" w:after="20"/>
-              <w:ind w:left="170" w:hanging="113"/>
-            </w:pPr>
-            <w:r>
-              <w:rPr>
-                <w:b w:val="0"/>
-                <w:color w:val="4A6A8A"/>
-                <w:sz w:val="15"/>
-              </w:rPr>
-              <w:t xml:space="preserve">▸ </w:t>
-            </w:r>
-            <w:r>
-              <w:rPr>
-                <w:b/>
-                <w:color w:val="1A2A4A"/>
-                <w:sz w:val="15"/>
-              </w:rPr>
-              <w:t>Cisco FTD / ASA / FMC</w:t>
-            </w:r>
-            <w:r>
-              <w:rPr>
-                <w:b w:val="0"/>
-                <w:color w:val="555555"/>
-                <w:sz w:val="15"/>
-              </w:rPr>
-              <w:t xml:space="preserve"> — Training</w:t>
-            </w:r>
-          </w:p>
-          <w:p>
-            <w:pPr>
-              <w:spacing w:before="0" w:after="20"/>
-              <w:ind w:left="170" w:hanging="113"/>
-            </w:pPr>
-            <w:r>
-              <w:rPr>
-                <w:b w:val="0"/>
-                <w:color w:val="4A6A8A"/>
-                <w:sz w:val="15"/>
-              </w:rPr>
-              <w:t xml:space="preserve">▸ </w:t>
-            </w:r>
-            <w:r>
-              <w:rPr>
-                <w:b/>
-                <w:color w:val="1A2A4A"/>
-                <w:sz w:val="15"/>
-              </w:rPr>
-              <w:t>Eocortex AI VMS</w:t>
-            </w:r>
-            <w:r>
-              <w:rPr>
-                <w:b w:val="0"/>
-                <w:color w:val="555555"/>
-                <w:sz w:val="15"/>
-              </w:rPr>
-              <w:t xml:space="preserve"> — Training</w:t>
+              <w:t xml:space="preserve">  —  Training</w:t>
             </w:r>
           </w:p>
           <w:p>
@@ -1163,7 +987,7 @@
           </w:p>
           <w:p>
             <w:pPr>
-              <w:spacing w:before="0" w:after="40" w:line="276" w:lineRule="auto"/>
+              <w:spacing w:before="0" w:after="40" w:line="269" w:lineRule="auto"/>
             </w:pPr>
             <w:r>
               <w:rPr>
@@ -1171,7 +995,7 @@
                 <w:color w:val="555555"/>
                 <w:sz w:val="16"/>
               </w:rPr>
-              <w:t>Cisco ASR9K, NCS 5500/6000, Juniper MX, Nexus 9K/7K/5K/2K, Catalyst 9K, UCS B/C-Series, HyperFlex HX-Series, VMware vCenter, Cisco FMC/FTD/ASA, FortiGate, MikroTik, Zabbix</w:t>
+              <w:t>Cisco ASR9K, NCS 5500/6000, Juniper MX, Nexus 9K/7K/5K/2K, Catalyst 9K, Cisco UCS, Cisco ACI, Cisco FMC/FTD/ASA, FortiGate, MikroTik, Zabbix</w:t>
             </w:r>
           </w:p>
         </w:tc>
@@ -1551,7 +1375,7 @@
     <w:qFormat/>
     <w:rsid w:val="00FC693F"/>
     <w:pPr>
-      <w:spacing w:before="0" w:after="40" w:line="259" w:lineRule="auto"/>
+      <w:spacing w:before="0" w:after="40" w:line="254" w:lineRule="auto"/>
     </w:pPr>
     <w:rPr>
       <w:rFonts w:ascii="Calibri" w:hAnsi="Calibri"/>

--- a/Yan_Naing_Kyaw_Senior_Network_Engineer.docx
+++ b/Yan_Naing_Kyaw_Senior_Network_Engineer.docx
@@ -2,1008 +2,791 @@
 <file path=word/document.xml><?xml version="1.0" encoding="utf-8"?>
 <w:document xmlns:wpc="http://schemas.microsoft.com/office/word/2010/wordprocessingCanvas" xmlns:mo="http://schemas.microsoft.com/office/mac/office/2008/main" xmlns:mc="http://schemas.openxmlformats.org/markup-compatibility/2006" xmlns:mv="urn:schemas-microsoft-com:mac:vml" xmlns:o="urn:schemas-microsoft-com:office:office" xmlns:r="http://schemas.openxmlformats.org/officeDocument/2006/relationships" xmlns:m="http://schemas.openxmlformats.org/officeDocument/2006/math" xmlns:v="urn:schemas-microsoft-com:vml" xmlns:wp14="http://schemas.microsoft.com/office/word/2010/wordprocessingDrawing" xmlns:wp="http://schemas.openxmlformats.org/drawingml/2006/wordprocessingDrawing" xmlns:w10="urn:schemas-microsoft-com:office:word" xmlns:w="http://schemas.openxmlformats.org/wordprocessingml/2006/main" xmlns:w14="http://schemas.microsoft.com/office/word/2010/wordml" xmlns:wpg="http://schemas.microsoft.com/office/word/2010/wordprocessingGroup" xmlns:wpi="http://schemas.microsoft.com/office/word/2010/wordprocessingInk" xmlns:wne="http://schemas.microsoft.com/office/word/2006/wordml" xmlns:wps="http://schemas.microsoft.com/office/word/2010/wordprocessingShape" mc:Ignorable="w14 wp14">
   <w:body>
-    <w:tbl>
-      <w:tblPr>
-        <w:tblStyle w:val="TableGrid"/>
-        <w:tblW w:type="auto" w:w="0"/>
-        <w:jc w:val="center"/>
-        <w:tblLook w:firstColumn="1" w:firstRow="1" w:lastColumn="0" w:lastRow="0" w:noHBand="0" w:noVBand="1" w:val="04A0"/>
-      </w:tblPr>
-      <w:tblGrid>
-        <w:gridCol w:w="8504"/>
-        <w:gridCol w:w="1701"/>
-      </w:tblGrid>
-      <w:tr>
-        <w:trPr>
-          <w:trHeight w:val="1701"/>
-        </w:trPr>
-        <w:tc>
-          <w:tcPr>
-            <w:tcW w:type="dxa" w:w="5440"/>
-            <w:shd w:fill="1A2A4A"/>
-            <w:tcBorders>
-              <w:top w:val="nil"/>
-              <w:left w:val="nil"/>
-              <w:bottom w:val="nil"/>
-              <w:right w:val="nil"/>
-            </w:tcBorders>
-          </w:tcPr>
-          <w:p>
-            <w:pPr>
-              <w:spacing w:before="0" w:after="0"/>
-              <w:jc w:val="left"/>
-            </w:pPr>
-            <w:r>
-              <w:rPr>
-                <w:b/>
-                <w:color w:val="FFFFFF"/>
-                <w:sz w:val="40"/>
-              </w:rPr>
-              <w:t>YAN NAING KYAW</w:t>
-            </w:r>
-          </w:p>
-          <w:p>
-            <w:pPr>
-              <w:spacing w:before="0" w:after="0"/>
-            </w:pPr>
-            <w:r>
-              <w:rPr>
-                <w:b w:val="0"/>
-                <w:color w:val="7EB8E0"/>
-                <w:sz w:val="20"/>
-              </w:rPr>
-              <w:t>Senior Network &amp; Solution Engineer</w:t>
-            </w:r>
-          </w:p>
-          <w:p>
-            <w:pPr>
-              <w:spacing w:before="0" w:after="0" w:line="264" w:lineRule="auto"/>
-            </w:pPr>
-            <w:r>
-              <w:rPr>
-                <w:b w:val="0"/>
-                <w:color w:val="B0C4D8"/>
-                <w:sz w:val="14"/>
-              </w:rPr>
-              <w:t>✉ ynk.engineer@gmail.com | 📞 +66 06-3327-5176</w:t>
-            </w:r>
-          </w:p>
-          <w:p>
-            <w:pPr>
-              <w:spacing w:before="0" w:after="0" w:line="264" w:lineRule="auto"/>
-            </w:pPr>
-            <w:r>
-              <w:rPr>
-                <w:b w:val="0"/>
-                <w:color w:val="B0C4D8"/>
-                <w:sz w:val="14"/>
-              </w:rPr>
-              <w:t>🔗 linkedin.com/in/yann-naing-kyaw-3ba69a10a</w:t>
-            </w:r>
-          </w:p>
-          <w:p>
-            <w:pPr>
-              <w:spacing w:before="0" w:after="0" w:line="264" w:lineRule="auto"/>
-            </w:pPr>
-            <w:r>
-              <w:rPr>
-                <w:b w:val="0"/>
-                <w:color w:val="B0C4D8"/>
-                <w:sz w:val="14"/>
-              </w:rPr>
-              <w:t>🌐 yannaingkyaw.github.io/portfolio | 📍 Bangkok, Thailand</w:t>
-            </w:r>
-          </w:p>
-        </w:tc>
-        <w:tc>
-          <w:tcPr>
-            <w:tcW w:type="dxa" w:w="1701"/>
-            <w:shd w:fill="1A2A4A"/>
-            <w:tcBorders>
-              <w:top w:val="nil"/>
-              <w:left w:val="nil"/>
-              <w:bottom w:val="nil"/>
-              <w:right w:val="nil"/>
-            </w:tcBorders>
-          </w:tcPr>
-          <w:p>
-            <w:pPr>
-              <w:jc w:val="center"/>
-            </w:pPr>
-            <w:r>
-              <w:drawing>
-                <wp:inline xmlns:a="http://schemas.openxmlformats.org/drawingml/2006/main" xmlns:pic="http://schemas.openxmlformats.org/drawingml/2006/picture">
-                  <wp:extent cx="792000" cy="1026000"/>
-                  <wp:docPr id="1" name="Picture 1"/>
-                  <wp:cNvGraphicFramePr>
-                    <a:graphicFrameLocks noChangeAspect="1"/>
-                  </wp:cNvGraphicFramePr>
-                  <a:graphic>
-                    <a:graphicData uri="http://schemas.openxmlformats.org/drawingml/2006/picture">
-                      <pic:pic>
-                        <pic:nvPicPr>
-                          <pic:cNvPr id="0" name="ynk_photo.png"/>
-                          <pic:cNvPicPr/>
-                        </pic:nvPicPr>
-                        <pic:blipFill>
-                          <a:blip r:embed="rId9"/>
-                          <a:stretch>
-                            <a:fillRect/>
-                          </a:stretch>
-                        </pic:blipFill>
-                        <pic:spPr>
-                          <a:xfrm>
-                            <a:off x="0" y="0"/>
-                            <a:ext cx="792000" cy="1026000"/>
-                          </a:xfrm>
-                          <a:prstGeom prst="rect"/>
-                        </pic:spPr>
-                      </pic:pic>
-                    </a:graphicData>
-                  </a:graphic>
-                </wp:inline>
-              </w:drawing>
-            </w:r>
-          </w:p>
-        </w:tc>
-      </w:tr>
-    </w:tbl>
-    <w:p/>
-    <w:tbl>
-      <w:tblPr>
-        <w:tblW w:type="auto" w:w="0"/>
-        <w:jc w:val="center"/>
-        <w:tblLook w:firstColumn="1" w:firstRow="1" w:lastColumn="0" w:lastRow="0" w:noHBand="0" w:noVBand="1" w:val="04A0"/>
-      </w:tblPr>
-      <w:tblGrid>
-        <w:gridCol w:w="2551"/>
-        <w:gridCol w:w="7654"/>
-      </w:tblGrid>
-      <w:tr>
-        <w:tc>
-          <w:tcPr>
-            <w:tcW w:type="dxa" w:w="2551"/>
-            <w:shd w:fill="F4F6F9"/>
-            <w:tcBorders>
-              <w:top w:val="nil"/>
-              <w:left w:val="nil"/>
-              <w:bottom w:val="nil"/>
-              <w:right w:val="nil"/>
-            </w:tcBorders>
-          </w:tcPr>
-          <w:p>
-            <w:pPr>
-              <w:spacing w:after="0"/>
-            </w:pPr>
-          </w:p>
-          <w:p>
-            <w:pPr>
-              <w:spacing w:before="40" w:after="40"/>
-              <w:pBdr>
-                <w:bottom w:val="single" w:sz="6" w:space="1" w:color="1A2A4A"/>
-              </w:pBdr>
-            </w:pPr>
-            <w:r>
-              <w:rPr>
-                <w:b/>
-                <w:color w:val="1A2A4A"/>
-                <w:sz w:val="15"/>
-              </w:rPr>
-              <w:t>SKILLS</w:t>
-            </w:r>
-          </w:p>
-          <w:p>
-            <w:pPr>
-              <w:spacing w:before="0" w:after="20"/>
-            </w:pPr>
-            <w:r>
-              <w:rPr>
-                <w:b/>
-                <w:color w:val="1A2A4A"/>
-                <w:sz w:val="14"/>
-              </w:rPr>
-              <w:t xml:space="preserve">Routing &amp; Switching: </w:t>
-            </w:r>
-            <w:r>
-              <w:rPr>
-                <w:b w:val="0"/>
-                <w:color w:val="555555"/>
-                <w:sz w:val="14"/>
-              </w:rPr>
-              <w:t>BGP, OSPF, IS-IS, MP-BGP, L2/L3 Design, VLAN, STP</w:t>
-            </w:r>
-          </w:p>
-          <w:p>
-            <w:pPr>
-              <w:spacing w:before="0" w:after="20"/>
-            </w:pPr>
-            <w:r>
-              <w:rPr>
-                <w:b/>
-                <w:color w:val="1A2A4A"/>
-                <w:sz w:val="14"/>
-              </w:rPr>
-              <w:t xml:space="preserve">MPLS &amp; WAN: </w:t>
-            </w:r>
-            <w:r>
-              <w:rPr>
-                <w:b w:val="0"/>
-                <w:color w:val="555555"/>
-                <w:sz w:val="14"/>
-              </w:rPr>
-              <w:t>MPLS, MPLS VPN, TE, QoS, SD-WAN, VPN, IP Transit</w:t>
-            </w:r>
-          </w:p>
-          <w:p>
-            <w:pPr>
-              <w:spacing w:before="0" w:after="20"/>
-            </w:pPr>
-            <w:r>
-              <w:rPr>
-                <w:b/>
-                <w:color w:val="1A2A4A"/>
-                <w:sz w:val="14"/>
-              </w:rPr>
-              <w:t xml:space="preserve">Service Provider: </w:t>
-            </w:r>
-            <w:r>
-              <w:rPr>
-                <w:b w:val="0"/>
-                <w:color w:val="555555"/>
-                <w:sz w:val="14"/>
-              </w:rPr>
-              <w:t>FTTH, DIA, IGW, eBGP/iBGP, CDN Peering, Capacity Planning</w:t>
-            </w:r>
-          </w:p>
-          <w:p>
-            <w:pPr>
-              <w:spacing w:before="0" w:after="20"/>
-            </w:pPr>
-            <w:r>
-              <w:rPr>
-                <w:b/>
-                <w:color w:val="1A2A4A"/>
-                <w:sz w:val="14"/>
-              </w:rPr>
-              <w:t xml:space="preserve">Security: </w:t>
-            </w:r>
-            <w:r>
-              <w:rPr>
-                <w:b w:val="0"/>
-                <w:color w:val="555555"/>
-                <w:sz w:val="14"/>
-              </w:rPr>
-              <w:t>Cisco FTD/ASA/FMC, FortiGate</w:t>
-            </w:r>
-          </w:p>
-          <w:p>
-            <w:pPr>
-              <w:spacing w:before="0" w:after="20"/>
-            </w:pPr>
-            <w:r>
-              <w:rPr>
-                <w:b/>
-                <w:color w:val="1A2A4A"/>
-                <w:sz w:val="14"/>
-              </w:rPr>
-              <w:t xml:space="preserve">Data Center: </w:t>
-            </w:r>
-            <w:r>
-              <w:rPr>
-                <w:b w:val="0"/>
-                <w:color w:val="555555"/>
-                <w:sz w:val="14"/>
-              </w:rPr>
-              <w:t>Cisco ACI, Nexus, UCS, FWaaS</w:t>
-            </w:r>
-          </w:p>
-          <w:p>
-            <w:pPr>
-              <w:spacing w:before="0" w:after="20"/>
-            </w:pPr>
-            <w:r>
-              <w:rPr>
-                <w:b/>
-                <w:color w:val="1A2A4A"/>
-                <w:sz w:val="14"/>
-              </w:rPr>
-              <w:t xml:space="preserve">Monitoring &amp; Voice: </w:t>
-            </w:r>
-            <w:r>
-              <w:rPr>
-                <w:b w:val="0"/>
-                <w:color w:val="555555"/>
-                <w:sz w:val="14"/>
-              </w:rPr>
-              <w:t>Zabbix, SNMP, Cacti, VoIP/SIP</w:t>
-            </w:r>
-          </w:p>
-          <w:p>
-            <w:pPr>
-              <w:spacing w:before="80" w:after="80"/>
-              <w:pBdr>
-                <w:bottom w:val="single" w:sz="4" w:space="1" w:color="D5DDE8"/>
-              </w:pBdr>
-            </w:pPr>
-          </w:p>
-          <w:p>
-            <w:pPr>
-              <w:spacing w:before="40" w:after="40"/>
-              <w:pBdr>
-                <w:bottom w:val="single" w:sz="6" w:space="1" w:color="1A2A4A"/>
-              </w:pBdr>
-            </w:pPr>
-            <w:r>
-              <w:rPr>
-                <w:b/>
-                <w:color w:val="1A2A4A"/>
-                <w:sz w:val="15"/>
-              </w:rPr>
-              <w:t>LANGUAGES</w:t>
-            </w:r>
-          </w:p>
-          <w:p>
-            <w:pPr>
-              <w:spacing w:before="0" w:after="0"/>
-            </w:pPr>
-            <w:r>
-              <w:rPr>
-                <w:b/>
-                <w:color w:val="4A6A8A"/>
-                <w:sz w:val="14"/>
-              </w:rPr>
-              <w:t>English</w:t>
-              <w:br/>
-            </w:r>
-            <w:r>
-              <w:rPr>
-                <w:b w:val="0"/>
-                <w:color w:val="555555"/>
-                <w:sz w:val="14"/>
-              </w:rPr>
-              <w:t>Professional Working</w:t>
-            </w:r>
-          </w:p>
-          <w:p>
-            <w:pPr>
-              <w:spacing w:before="0" w:after="0"/>
-            </w:pPr>
-            <w:r>
-              <w:rPr>
-                <w:b/>
-                <w:color w:val="4A6A8A"/>
-                <w:sz w:val="14"/>
-              </w:rPr>
-              <w:t>Burmese</w:t>
-              <w:br/>
-            </w:r>
-            <w:r>
-              <w:rPr>
-                <w:b w:val="0"/>
-                <w:color w:val="555555"/>
-                <w:sz w:val="14"/>
-              </w:rPr>
-              <w:t>Native</w:t>
-            </w:r>
-          </w:p>
-          <w:p>
-            <w:pPr>
-              <w:spacing w:before="0" w:after="0"/>
-            </w:pPr>
-            <w:r>
-              <w:rPr>
-                <w:b/>
-                <w:color w:val="4A6A8A"/>
-                <w:sz w:val="14"/>
-              </w:rPr>
-              <w:t>Thai</w:t>
-              <w:br/>
-            </w:r>
-            <w:r>
-              <w:rPr>
-                <w:b w:val="0"/>
-                <w:color w:val="555555"/>
-                <w:sz w:val="14"/>
-              </w:rPr>
-              <w:t>Basic</w:t>
-            </w:r>
-          </w:p>
-          <w:p>
-            <w:pPr>
-              <w:spacing w:before="80" w:after="80"/>
-              <w:pBdr>
-                <w:bottom w:val="single" w:sz="4" w:space="1" w:color="D5DDE8"/>
-              </w:pBdr>
-            </w:pPr>
-          </w:p>
-          <w:p>
-            <w:pPr>
-              <w:spacing w:before="40" w:after="40"/>
-              <w:pBdr>
-                <w:bottom w:val="single" w:sz="6" w:space="1" w:color="1A2A4A"/>
-              </w:pBdr>
-            </w:pPr>
-            <w:r>
-              <w:rPr>
-                <w:b/>
-                <w:color w:val="1A2A4A"/>
-                <w:sz w:val="15"/>
-              </w:rPr>
-              <w:t>EDUCATION</w:t>
-            </w:r>
-          </w:p>
-          <w:p>
-            <w:pPr>
-              <w:spacing w:before="0" w:after="0"/>
-            </w:pPr>
-            <w:r>
-              <w:rPr>
-                <w:b/>
-                <w:color w:val="4A6A8A"/>
-                <w:sz w:val="14"/>
-              </w:rPr>
-              <w:t>B.A. English</w:t>
-              <w:br/>
-            </w:r>
-            <w:r>
-              <w:rPr>
-                <w:b w:val="0"/>
-                <w:color w:val="555555"/>
-                <w:sz w:val="14"/>
-              </w:rPr>
-              <w:t>Mandalay University</w:t>
-              <w:br/>
-              <w:t>2011–2016</w:t>
-            </w:r>
-          </w:p>
-        </w:tc>
-        <w:tc>
-          <w:tcPr>
-            <w:tcW w:type="dxa" w:w="7370"/>
-            <w:tcBorders>
-              <w:top w:val="nil"/>
-              <w:left w:val="nil"/>
-              <w:bottom w:val="nil"/>
-              <w:right w:val="nil"/>
-            </w:tcBorders>
-          </w:tcPr>
-          <w:p>
-            <w:pPr>
-              <w:spacing w:after="0"/>
-            </w:pPr>
-          </w:p>
-          <w:p>
-            <w:pPr>
-              <w:spacing w:before="80" w:after="40"/>
-              <w:pBdr>
-                <w:bottom w:val="single" w:sz="8" w:space="1" w:color="1A2A4A"/>
-              </w:pBdr>
-            </w:pPr>
-            <w:r>
-              <w:rPr>
-                <w:b/>
-                <w:color w:val="1A2A4A"/>
-                <w:sz w:val="19"/>
-              </w:rPr>
-              <w:t>PROFESSIONAL SUMMARY</w:t>
-            </w:r>
-          </w:p>
-          <w:p>
-            <w:pPr>
-              <w:spacing w:before="0" w:after="40" w:line="269" w:lineRule="auto"/>
-            </w:pPr>
-            <w:r>
-              <w:rPr>
-                <w:b w:val="0"/>
-                <w:color w:val="555555"/>
-                <w:sz w:val="16"/>
-              </w:rPr>
-              <w:t>Senior Network Engineer with 13+ years of experience in ISP core networks, routing protocols, MPLS, and service provider infrastructure. Specialized in BGP/OSPF/IS-IS, MPLS VPN, data center networking, and large-scale network design. Proven track record operating nationwide backbone networks and leading critical escalation response.</w:t>
-            </w:r>
-          </w:p>
-          <w:p>
-            <w:pPr>
-              <w:spacing w:before="80" w:after="40"/>
-              <w:pBdr>
-                <w:bottom w:val="single" w:sz="8" w:space="1" w:color="1A2A4A"/>
-              </w:pBdr>
-            </w:pPr>
-            <w:r>
-              <w:rPr>
-                <w:b/>
-                <w:color w:val="1A2A4A"/>
-                <w:sz w:val="19"/>
-              </w:rPr>
-              <w:t>EXPERIENCE</w:t>
-            </w:r>
-          </w:p>
-          <w:p>
-            <w:pPr>
-              <w:spacing w:before="60" w:after="0"/>
-            </w:pPr>
-            <w:r>
-              <w:rPr>
-                <w:b/>
-                <w:color w:val="1A2A4A"/>
-                <w:sz w:val="18"/>
-              </w:rPr>
-              <w:t>Network &amp; Solution Engineer</w:t>
-            </w:r>
-            <w:r>
-              <w:rPr>
-                <w:sz w:val="2"/>
-              </w:rPr>
-              <w:tab/>
-            </w:r>
-            <w:r>
-              <w:rPr>
-                <w:b w:val="0"/>
-                <w:color w:val="999999"/>
-                <w:sz w:val="14"/>
-              </w:rPr>
-              <w:t>Jun 2024 – Present</w:t>
-            </w:r>
-          </w:p>
-          <w:p>
-            <w:pPr>
-              <w:spacing w:before="0" w:after="20"/>
-            </w:pPr>
-            <w:r>
-              <w:rPr>
-                <w:b w:val="0"/>
-                <w:color w:val="4A6A8A"/>
-                <w:sz w:val="16"/>
-              </w:rPr>
-              <w:t>Planetcomm / Planetcloud, Bangkok, Thailand</w:t>
-            </w:r>
-          </w:p>
-          <w:p>
-            <w:pPr>
-              <w:spacing w:before="0" w:after="0"/>
-              <w:ind w:left="227" w:hanging="170"/>
-            </w:pPr>
-            <w:r>
-              <w:rPr>
-                <w:b w:val="0"/>
-                <w:color w:val="555555"/>
-                <w:sz w:val="14"/>
-              </w:rPr>
-              <w:t>▸ Engineered multi-tenant network architecture (VLANs, VPNs, firewalls, routing) ensuring isolation and scalability</w:t>
-            </w:r>
-          </w:p>
-          <w:p>
-            <w:pPr>
-              <w:spacing w:before="0" w:after="0"/>
-              <w:ind w:left="227" w:hanging="170"/>
-            </w:pPr>
-            <w:r>
-              <w:rPr>
-                <w:b w:val="0"/>
-                <w:color w:val="555555"/>
-                <w:sz w:val="14"/>
-              </w:rPr>
-              <w:t>▸ Applied Cisco ACI for policy-driven data center networking</w:t>
-            </w:r>
-          </w:p>
-          <w:p>
-            <w:pPr>
-              <w:spacing w:before="0" w:after="0"/>
-              <w:ind w:left="227" w:hanging="170"/>
-            </w:pPr>
-            <w:r>
-              <w:rPr>
-                <w:b w:val="0"/>
-                <w:color w:val="555555"/>
-                <w:sz w:val="14"/>
-              </w:rPr>
-              <w:t>▸ Delivered Smart City network solutions integrating video surveillance, IoT, and central management</w:t>
-            </w:r>
-          </w:p>
-          <w:p>
-            <w:pPr>
-              <w:spacing w:before="0" w:after="0"/>
-              <w:ind w:left="227" w:hanging="170"/>
-            </w:pPr>
-            <w:r>
-              <w:rPr>
-                <w:b w:val="0"/>
-                <w:color w:val="555555"/>
-                <w:sz w:val="14"/>
-              </w:rPr>
-              <w:t>▸ Designed and implemented SPDC Data Center and FWaaS firewall solutions</w:t>
-            </w:r>
-          </w:p>
-          <w:p>
-            <w:pPr>
-              <w:spacing w:before="0" w:after="0"/>
-              <w:ind w:left="227" w:hanging="170"/>
-            </w:pPr>
-            <w:r>
-              <w:rPr>
-                <w:b w:val="0"/>
-                <w:color w:val="555555"/>
-                <w:sz w:val="14"/>
-              </w:rPr>
-              <w:t>▸ Collaborated with cross-vendor teams for integrated network and infrastructure deployments</w:t>
-            </w:r>
-          </w:p>
-          <w:p>
-            <w:pPr>
-              <w:spacing w:before="60" w:after="0"/>
-            </w:pPr>
-            <w:r>
-              <w:rPr>
-                <w:b/>
-                <w:color w:val="1A2A4A"/>
-                <w:sz w:val="18"/>
-              </w:rPr>
-              <w:t>Senior Core Network Engineer</w:t>
-            </w:r>
-            <w:r>
-              <w:rPr>
-                <w:sz w:val="2"/>
-              </w:rPr>
-              <w:tab/>
-            </w:r>
-            <w:r>
-              <w:rPr>
-                <w:b w:val="0"/>
-                <w:color w:val="999999"/>
-                <w:sz w:val="14"/>
-              </w:rPr>
-              <w:t>Dec 2011 – Jun 2024</w:t>
-            </w:r>
-          </w:p>
-          <w:p>
-            <w:pPr>
-              <w:spacing w:before="0" w:after="20"/>
-            </w:pPr>
-            <w:r>
-              <w:rPr>
-                <w:b w:val="0"/>
-                <w:color w:val="4A6A8A"/>
-                <w:sz w:val="16"/>
-              </w:rPr>
-              <w:t>Global Technology Co., Ltd., Myanmar</w:t>
-            </w:r>
-          </w:p>
-          <w:p>
-            <w:pPr>
-              <w:spacing w:before="0" w:after="0"/>
-              <w:ind w:left="227" w:hanging="170"/>
-            </w:pPr>
-            <w:r>
-              <w:rPr>
-                <w:b w:val="0"/>
-                <w:color w:val="555555"/>
-                <w:sz w:val="14"/>
-              </w:rPr>
-              <w:t>▸ Operated nationwide ISP core network infrastructure supporting millions of users</w:t>
-            </w:r>
-          </w:p>
-          <w:p>
-            <w:pPr>
-              <w:spacing w:before="0" w:after="0"/>
-              <w:ind w:left="227" w:hanging="170"/>
-            </w:pPr>
-            <w:r>
-              <w:rPr>
-                <w:b w:val="0"/>
-                <w:color w:val="555555"/>
-                <w:sz w:val="14"/>
-              </w:rPr>
-              <w:t>▸ Designed and implemented IP Transit, MPLS VPN, FTTH, DIA, and WAN services</w:t>
-            </w:r>
-          </w:p>
-          <w:p>
-            <w:pPr>
-              <w:spacing w:before="0" w:after="0"/>
-              <w:ind w:left="227" w:hanging="170"/>
-            </w:pPr>
-            <w:r>
-              <w:rPr>
-                <w:b w:val="0"/>
-                <w:color w:val="555555"/>
-                <w:sz w:val="14"/>
-              </w:rPr>
-              <w:t>▸ Led L2/L3 escalation response for critical nationwide network outages</w:t>
-            </w:r>
-          </w:p>
-          <w:p>
-            <w:pPr>
-              <w:spacing w:before="0" w:after="0"/>
-              <w:ind w:left="227" w:hanging="170"/>
-            </w:pPr>
-            <w:r>
-              <w:rPr>
-                <w:b w:val="0"/>
-                <w:color w:val="555555"/>
-                <w:sz w:val="14"/>
-              </w:rPr>
-              <w:t>▸ Built International Gateway networks with eBGP/iBGP peering and global CDNs (Google, Facebook, Netflix)</w:t>
-            </w:r>
-          </w:p>
-          <w:p>
-            <w:pPr>
-              <w:spacing w:before="0" w:after="0"/>
-              <w:ind w:left="227" w:hanging="170"/>
-            </w:pPr>
-            <w:r>
-              <w:rPr>
-                <w:b w:val="0"/>
-                <w:color w:val="555555"/>
-                <w:sz w:val="14"/>
-              </w:rPr>
-              <w:t>▸ Deployed MPLS core network using IS-IS, MP-BGP, Traffic Engineering, and QoS</w:t>
-            </w:r>
-          </w:p>
-          <w:p>
-            <w:pPr>
-              <w:spacing w:before="0" w:after="0"/>
-              <w:ind w:left="227" w:hanging="170"/>
-            </w:pPr>
-            <w:r>
-              <w:rPr>
-                <w:b w:val="0"/>
-                <w:color w:val="555555"/>
-                <w:sz w:val="14"/>
-              </w:rPr>
-              <w:t>▸ Conducted capacity planning and 160G–400G backbone upgrades</w:t>
-            </w:r>
-          </w:p>
-          <w:p>
-            <w:pPr>
-              <w:spacing w:before="0" w:after="0"/>
-              <w:ind w:left="227" w:hanging="170"/>
-            </w:pPr>
-            <w:r>
-              <w:rPr>
-                <w:b w:val="0"/>
-                <w:color w:val="555555"/>
-                <w:sz w:val="14"/>
-              </w:rPr>
-              <w:t>▸ Expanded POP sites and multi-service platforms for high availability and redundancy</w:t>
-            </w:r>
-          </w:p>
-          <w:p>
-            <w:pPr>
-              <w:spacing w:before="60" w:after="0"/>
-            </w:pPr>
-            <w:r>
-              <w:rPr>
-                <w:b/>
-                <w:color w:val="1A2A4A"/>
-                <w:sz w:val="18"/>
-              </w:rPr>
-              <w:t>Smart City &amp; Network Projects</w:t>
-            </w:r>
-            <w:r>
-              <w:rPr>
-                <w:sz w:val="2"/>
-              </w:rPr>
-              <w:tab/>
-            </w:r>
-            <w:r>
-              <w:rPr>
-                <w:b w:val="0"/>
-                <w:color w:val="999999"/>
-                <w:sz w:val="14"/>
-              </w:rPr>
-              <w:t>2018 – Present</w:t>
-            </w:r>
-          </w:p>
-          <w:p>
-            <w:pPr>
-              <w:spacing w:before="0" w:after="20"/>
-            </w:pPr>
-            <w:r>
-              <w:rPr>
-                <w:b w:val="0"/>
-                <w:color w:val="4A6A8A"/>
-                <w:sz w:val="16"/>
-              </w:rPr>
-              <w:t>Various Projects</w:t>
-            </w:r>
-          </w:p>
-          <w:p>
-            <w:pPr>
-              <w:spacing w:before="0" w:after="0"/>
-              <w:ind w:left="227" w:hanging="170"/>
-            </w:pPr>
-            <w:r>
-              <w:rPr>
-                <w:b w:val="0"/>
-                <w:color w:val="555555"/>
-                <w:sz w:val="14"/>
-              </w:rPr>
-              <w:t>▸ Designed Smart City network infrastructure for urban surveillance and IoT integration</w:t>
-            </w:r>
-          </w:p>
-          <w:p>
-            <w:pPr>
-              <w:spacing w:before="0" w:after="0"/>
-              <w:ind w:left="227" w:hanging="170"/>
-            </w:pPr>
-            <w:r>
-              <w:rPr>
-                <w:b w:val="0"/>
-                <w:color w:val="555555"/>
-                <w:sz w:val="14"/>
-              </w:rPr>
-              <w:t>▸ Built secure, high-availability connectivity between edge devices, data centers, and private clouds</w:t>
-            </w:r>
-          </w:p>
-          <w:p>
-            <w:pPr>
-              <w:spacing w:before="80" w:after="40"/>
-              <w:pBdr>
-                <w:bottom w:val="single" w:sz="8" w:space="1" w:color="1A2A4A"/>
-              </w:pBdr>
-            </w:pPr>
-            <w:r>
-              <w:rPr>
-                <w:b/>
-                <w:color w:val="1A2A4A"/>
-                <w:sz w:val="19"/>
-              </w:rPr>
-              <w:t>CERTIFICATIONS &amp; TRAINING</w:t>
-            </w:r>
-          </w:p>
-          <w:p>
-            <w:pPr>
-              <w:spacing w:before="0" w:after="20"/>
-              <w:ind w:left="170" w:hanging="113"/>
-            </w:pPr>
-            <w:r>
-              <w:rPr>
-                <w:b w:val="0"/>
-                <w:color w:val="4A6A8A"/>
-                <w:sz w:val="14"/>
-              </w:rPr>
-              <w:t xml:space="preserve">▸ </w:t>
-            </w:r>
-            <w:r>
-              <w:rPr>
-                <w:b/>
-                <w:color w:val="1A2A4A"/>
-                <w:sz w:val="14"/>
-              </w:rPr>
-              <w:t>Cisco Certified Specialist – ENARSI</w:t>
-            </w:r>
-            <w:r>
-              <w:rPr>
-                <w:b w:val="0"/>
-                <w:color w:val="555555"/>
-                <w:sz w:val="14"/>
-              </w:rPr>
-              <w:t xml:space="preserve">  —  Cisco Certified</w:t>
-            </w:r>
-          </w:p>
-          <w:p>
-            <w:pPr>
-              <w:spacing w:before="0" w:after="20"/>
-              <w:ind w:left="170" w:hanging="113"/>
-            </w:pPr>
-            <w:r>
-              <w:rPr>
-                <w:b w:val="0"/>
-                <w:color w:val="4A6A8A"/>
-                <w:sz w:val="14"/>
-              </w:rPr>
-              <w:t xml:space="preserve">▸ </w:t>
-            </w:r>
-            <w:r>
-              <w:rPr>
-                <w:b/>
-                <w:color w:val="1A2A4A"/>
-                <w:sz w:val="14"/>
-              </w:rPr>
-              <w:t>CCIE Service Provider</w:t>
-            </w:r>
-            <w:r>
-              <w:rPr>
-                <w:b w:val="0"/>
-                <w:color w:val="555555"/>
-                <w:sz w:val="14"/>
-              </w:rPr>
-              <w:t xml:space="preserve">  —  Training</w:t>
-            </w:r>
-          </w:p>
-          <w:p>
-            <w:pPr>
-              <w:spacing w:before="0" w:after="20"/>
-              <w:ind w:left="170" w:hanging="113"/>
-            </w:pPr>
-            <w:r>
-              <w:rPr>
-                <w:b w:val="0"/>
-                <w:color w:val="4A6A8A"/>
-                <w:sz w:val="14"/>
-              </w:rPr>
-              <w:t xml:space="preserve">▸ </w:t>
-            </w:r>
-            <w:r>
-              <w:rPr>
-                <w:b/>
-                <w:color w:val="1A2A4A"/>
-                <w:sz w:val="14"/>
-              </w:rPr>
-              <w:t>CCIE Enterprise Infrastructure</w:t>
-            </w:r>
-            <w:r>
-              <w:rPr>
-                <w:b w:val="0"/>
-                <w:color w:val="555555"/>
-                <w:sz w:val="14"/>
-              </w:rPr>
-              <w:t xml:space="preserve">  —  Training</w:t>
-            </w:r>
-          </w:p>
-          <w:p>
-            <w:pPr>
-              <w:spacing w:before="0" w:after="20"/>
-              <w:ind w:left="170" w:hanging="113"/>
-            </w:pPr>
-            <w:r>
-              <w:rPr>
-                <w:b w:val="0"/>
-                <w:color w:val="4A6A8A"/>
-                <w:sz w:val="14"/>
-              </w:rPr>
-              <w:t xml:space="preserve">▸ </w:t>
-            </w:r>
-            <w:r>
-              <w:rPr>
-                <w:b/>
-                <w:color w:val="1A2A4A"/>
-                <w:sz w:val="14"/>
-              </w:rPr>
-              <w:t>CCNP Routing &amp; Switching</w:t>
-            </w:r>
-            <w:r>
-              <w:rPr>
-                <w:b w:val="0"/>
-                <w:color w:val="555555"/>
-                <w:sz w:val="14"/>
-              </w:rPr>
-              <w:t xml:space="preserve">  —  Training</w:t>
-            </w:r>
-          </w:p>
-          <w:p>
-            <w:pPr>
-              <w:spacing w:before="80" w:after="40"/>
-              <w:pBdr>
-                <w:bottom w:val="single" w:sz="8" w:space="1" w:color="1A2A4A"/>
-              </w:pBdr>
-            </w:pPr>
-            <w:r>
-              <w:rPr>
-                <w:b/>
-                <w:color w:val="1A2A4A"/>
-                <w:sz w:val="19"/>
-              </w:rPr>
-              <w:t>HANDS-ON EQUIPMENT</w:t>
-            </w:r>
-          </w:p>
-          <w:p>
-            <w:pPr>
-              <w:spacing w:before="0" w:after="40" w:line="269" w:lineRule="auto"/>
-            </w:pPr>
-            <w:r>
-              <w:rPr>
-                <w:b w:val="0"/>
-                <w:color w:val="555555"/>
-                <w:sz w:val="16"/>
-              </w:rPr>
-              <w:t>Cisco ASR9K, NCS 5500/6000, Juniper MX, Nexus 9K/7K/5K/2K, Catalyst 9K, Cisco UCS, Cisco ACI, Cisco FMC/FTD/ASA, FortiGate, MikroTik, Zabbix</w:t>
-            </w:r>
-          </w:p>
-        </w:tc>
-      </w:tr>
-    </w:tbl>
+    <w:p>
+      <w:pPr>
+        <w:jc w:val="left"/>
+      </w:pPr>
+      <w:r>
+        <w:rPr>
+          <w:b/>
+          <w:color w:val="1A2A4A"/>
+          <w:sz w:val="44"/>
+        </w:rPr>
+        <w:t>YAN NAING KYAW</w:t>
+      </w:r>
+    </w:p>
+    <w:p>
+      <w:pPr>
+        <w:spacing w:before="0" w:after="40"/>
+      </w:pPr>
+      <w:r>
+        <w:rPr>
+          <w:b w:val="0"/>
+          <w:color w:val="4A6A8A"/>
+          <w:sz w:val="22"/>
+        </w:rPr>
+        <w:t>Senior Network &amp; Solution Engineer</w:t>
+      </w:r>
+    </w:p>
+    <w:p>
+      <w:pPr>
+        <w:spacing w:before="40" w:after="120"/>
+      </w:pPr>
+      <w:r>
+        <w:rPr>
+          <w:b w:val="0"/>
+          <w:color w:val="999999"/>
+          <w:sz w:val="17"/>
+        </w:rPr>
+        <w:t>✉ ynk.engineer@gmail.com  |  📞 +66 06-3327-5176  |  🔗 linkedin.com/in/yann-naing-kyaw-3ba69a10a</w:t>
+      </w:r>
+    </w:p>
+    <w:p>
+      <w:pPr>
+        <w:spacing w:before="0" w:after="160"/>
+      </w:pPr>
+      <w:r>
+        <w:rPr>
+          <w:b w:val="0"/>
+          <w:color w:val="999999"/>
+          <w:sz w:val="17"/>
+        </w:rPr>
+        <w:t>🌐 yannaingkyaw.github.io/portfolio  |  📍 Bangkok, Thailand</w:t>
+      </w:r>
+    </w:p>
+    <w:p>
+      <w:pPr>
+        <w:spacing w:before="0" w:after="0"/>
+        <w:pBdr>
+          <w:bottom w:val="single" w:sz="12" w:space="1" w:color="1A2A4A"/>
+        </w:pBdr>
+      </w:pPr>
+    </w:p>
+    <w:p>
+      <w:pPr>
+        <w:spacing w:before="280" w:after="80"/>
+        <w:pBdr>
+          <w:bottom w:val="single" w:sz="8" w:space="1" w:color="1A2A4A"/>
+        </w:pBdr>
+      </w:pPr>
+      <w:r>
+        <w:rPr>
+          <w:b/>
+          <w:color w:val="1A2A4A"/>
+          <w:sz w:val="20"/>
+        </w:rPr>
+        <w:t>PROFESSIONAL SUMMARY</w:t>
+      </w:r>
+    </w:p>
+    <w:p>
+      <w:pPr>
+        <w:spacing w:before="0" w:after="80" w:line="276" w:lineRule="auto"/>
+      </w:pPr>
+      <w:r>
+        <w:rPr>
+          <w:b w:val="0"/>
+          <w:color w:val="555555"/>
+          <w:sz w:val="18"/>
+        </w:rPr>
+        <w:t>Senior Network Engineer with 13+ years of experience in ISP core networks, routing protocols, MPLS, and service provider infrastructure. Specialized in BGP/OSPF/IS-IS, MPLS VPN, data center networking, and large-scale network design. Proven track record operating nationwide backbone networks and leading critical escalation response.</w:t>
+      </w:r>
+    </w:p>
+    <w:p>
+      <w:pPr>
+        <w:spacing w:before="280" w:after="80"/>
+        <w:pBdr>
+          <w:bottom w:val="single" w:sz="8" w:space="1" w:color="1A2A4A"/>
+        </w:pBdr>
+      </w:pPr>
+      <w:r>
+        <w:rPr>
+          <w:b/>
+          <w:color w:val="1A2A4A"/>
+          <w:sz w:val="20"/>
+        </w:rPr>
+        <w:t>CORE SKILLS</w:t>
+      </w:r>
+    </w:p>
+    <w:p>
+      <w:pPr>
+        <w:spacing w:before="0" w:after="40"/>
+      </w:pPr>
+      <w:r>
+        <w:rPr>
+          <w:b/>
+          <w:color w:val="1A2A4A"/>
+          <w:sz w:val="17"/>
+        </w:rPr>
+        <w:t xml:space="preserve">Routing &amp; Switching: </w:t>
+      </w:r>
+      <w:r>
+        <w:rPr>
+          <w:b w:val="0"/>
+          <w:color w:val="555555"/>
+          <w:sz w:val="17"/>
+        </w:rPr>
+        <w:t>BGP, OSPF, IS-IS, MP-BGP, L2/L3 Design, VLAN, STP</w:t>
+      </w:r>
+      <w:r>
+        <w:rPr>
+          <w:b w:val="0"/>
+          <w:color w:val="DDDDDD"/>
+          <w:sz w:val="17"/>
+        </w:rPr>
+        <w:t xml:space="preserve">    |    </w:t>
+      </w:r>
+      <w:r>
+        <w:rPr>
+          <w:b/>
+          <w:color w:val="1A2A4A"/>
+          <w:sz w:val="17"/>
+        </w:rPr>
+        <w:t xml:space="preserve">MPLS &amp; WAN: </w:t>
+      </w:r>
+      <w:r>
+        <w:rPr>
+          <w:b w:val="0"/>
+          <w:color w:val="555555"/>
+          <w:sz w:val="17"/>
+        </w:rPr>
+        <w:t>MPLS, MPLS VPN, TE, QoS, SD-WAN, VPN, IP Transit</w:t>
+      </w:r>
+    </w:p>
+    <w:p>
+      <w:pPr>
+        <w:spacing w:before="0" w:after="40"/>
+      </w:pPr>
+      <w:r>
+        <w:rPr>
+          <w:b/>
+          <w:color w:val="1A2A4A"/>
+          <w:sz w:val="17"/>
+        </w:rPr>
+        <w:t xml:space="preserve">Service Provider: </w:t>
+      </w:r>
+      <w:r>
+        <w:rPr>
+          <w:b w:val="0"/>
+          <w:color w:val="555555"/>
+          <w:sz w:val="17"/>
+        </w:rPr>
+        <w:t>FTTH, DIA, IGW, eBGP/iBGP, CDN Peering, Capacity Planning</w:t>
+      </w:r>
+      <w:r>
+        <w:rPr>
+          <w:b w:val="0"/>
+          <w:color w:val="DDDDDD"/>
+          <w:sz w:val="17"/>
+        </w:rPr>
+        <w:t xml:space="preserve">    |    </w:t>
+      </w:r>
+      <w:r>
+        <w:rPr>
+          <w:b/>
+          <w:color w:val="1A2A4A"/>
+          <w:sz w:val="17"/>
+        </w:rPr>
+        <w:t xml:space="preserve">Security: </w:t>
+      </w:r>
+      <w:r>
+        <w:rPr>
+          <w:b w:val="0"/>
+          <w:color w:val="555555"/>
+          <w:sz w:val="17"/>
+        </w:rPr>
+        <w:t>Cisco FTD/ASA/FMC, FortiGate</w:t>
+      </w:r>
+    </w:p>
+    <w:p>
+      <w:pPr>
+        <w:spacing w:before="0" w:after="40"/>
+      </w:pPr>
+      <w:r>
+        <w:rPr>
+          <w:b/>
+          <w:color w:val="1A2A4A"/>
+          <w:sz w:val="17"/>
+        </w:rPr>
+        <w:t xml:space="preserve">Data Center: </w:t>
+      </w:r>
+      <w:r>
+        <w:rPr>
+          <w:b w:val="0"/>
+          <w:color w:val="555555"/>
+          <w:sz w:val="17"/>
+        </w:rPr>
+        <w:t>Cisco ACI, Nexus, UCS, FWaaS</w:t>
+      </w:r>
+      <w:r>
+        <w:rPr>
+          <w:b w:val="0"/>
+          <w:color w:val="DDDDDD"/>
+          <w:sz w:val="17"/>
+        </w:rPr>
+        <w:t xml:space="preserve">    |    </w:t>
+      </w:r>
+      <w:r>
+        <w:rPr>
+          <w:b/>
+          <w:color w:val="1A2A4A"/>
+          <w:sz w:val="17"/>
+        </w:rPr>
+        <w:t xml:space="preserve">Monitoring &amp; Voice: </w:t>
+      </w:r>
+      <w:r>
+        <w:rPr>
+          <w:b w:val="0"/>
+          <w:color w:val="555555"/>
+          <w:sz w:val="17"/>
+        </w:rPr>
+        <w:t>Zabbix, SNMP, Cacti, VoIP/SIP</w:t>
+      </w:r>
+    </w:p>
+    <w:p>
+      <w:pPr>
+        <w:spacing w:before="280" w:after="80"/>
+        <w:pBdr>
+          <w:bottom w:val="single" w:sz="8" w:space="1" w:color="1A2A4A"/>
+        </w:pBdr>
+      </w:pPr>
+      <w:r>
+        <w:rPr>
+          <w:b/>
+          <w:color w:val="1A2A4A"/>
+          <w:sz w:val="20"/>
+        </w:rPr>
+        <w:t>EXPERIENCE</w:t>
+      </w:r>
+    </w:p>
+    <w:p>
+      <w:pPr>
+        <w:spacing w:before="160" w:after="0"/>
+      </w:pPr>
+      <w:r>
+        <w:rPr>
+          <w:b/>
+          <w:color w:val="1A2A4A"/>
+          <w:sz w:val="20"/>
+        </w:rPr>
+        <w:t>Network &amp; Solution Engineer</w:t>
+      </w:r>
+      <w:r>
+        <w:rPr>
+          <w:b w:val="0"/>
+          <w:color w:val="999999"/>
+          <w:sz w:val="16"/>
+        </w:rPr>
+        <w:t xml:space="preserve">    Jun 2024 – Present</w:t>
+      </w:r>
+    </w:p>
+    <w:p>
+      <w:pPr>
+        <w:spacing w:before="0" w:after="40"/>
+      </w:pPr>
+      <w:r>
+        <w:rPr>
+          <w:b w:val="0"/>
+          <w:color w:val="4A6A8A"/>
+          <w:sz w:val="18"/>
+        </w:rPr>
+        <w:t>Planetcomm / Planetcloud, Bangkok, Thailand</w:t>
+      </w:r>
+    </w:p>
+    <w:p>
+      <w:pPr>
+        <w:spacing w:before="0" w:after="20"/>
+        <w:ind w:left="283" w:hanging="170"/>
+      </w:pPr>
+      <w:r>
+        <w:rPr>
+          <w:b w:val="0"/>
+          <w:color w:val="555555"/>
+          <w:sz w:val="17"/>
+        </w:rPr>
+        <w:t>▸  Engineered multi-tenant network architecture (VLANs, VPNs, firewalls, routing) ensuring isolation and scalability</w:t>
+      </w:r>
+    </w:p>
+    <w:p>
+      <w:pPr>
+        <w:spacing w:before="0" w:after="20"/>
+        <w:ind w:left="283" w:hanging="170"/>
+      </w:pPr>
+      <w:r>
+        <w:rPr>
+          <w:b w:val="0"/>
+          <w:color w:val="555555"/>
+          <w:sz w:val="17"/>
+        </w:rPr>
+        <w:t>▸  Applied Cisco ACI for policy-driven data center networking</w:t>
+      </w:r>
+    </w:p>
+    <w:p>
+      <w:pPr>
+        <w:spacing w:before="0" w:after="20"/>
+        <w:ind w:left="283" w:hanging="170"/>
+      </w:pPr>
+      <w:r>
+        <w:rPr>
+          <w:b w:val="0"/>
+          <w:color w:val="555555"/>
+          <w:sz w:val="17"/>
+        </w:rPr>
+        <w:t>▸  Delivered Smart City network solutions integrating video surveillance, IoT, and central management</w:t>
+      </w:r>
+    </w:p>
+    <w:p>
+      <w:pPr>
+        <w:spacing w:before="0" w:after="20"/>
+        <w:ind w:left="283" w:hanging="170"/>
+      </w:pPr>
+      <w:r>
+        <w:rPr>
+          <w:b w:val="0"/>
+          <w:color w:val="555555"/>
+          <w:sz w:val="17"/>
+        </w:rPr>
+        <w:t>▸  Designed and implemented SPDC Data Center and FWaaS firewall solutions</w:t>
+      </w:r>
+    </w:p>
+    <w:p>
+      <w:pPr>
+        <w:spacing w:before="0" w:after="20"/>
+        <w:ind w:left="283" w:hanging="170"/>
+      </w:pPr>
+      <w:r>
+        <w:rPr>
+          <w:b w:val="0"/>
+          <w:color w:val="555555"/>
+          <w:sz w:val="17"/>
+        </w:rPr>
+        <w:t>▸  Collaborated with cross-vendor teams for integrated network and infrastructure deployments</w:t>
+      </w:r>
+    </w:p>
+    <w:p>
+      <w:pPr>
+        <w:spacing w:before="160" w:after="0"/>
+      </w:pPr>
+      <w:r>
+        <w:rPr>
+          <w:b/>
+          <w:color w:val="1A2A4A"/>
+          <w:sz w:val="20"/>
+        </w:rPr>
+        <w:t>Senior Core Network Engineer</w:t>
+      </w:r>
+      <w:r>
+        <w:rPr>
+          <w:b w:val="0"/>
+          <w:color w:val="999999"/>
+          <w:sz w:val="16"/>
+        </w:rPr>
+        <w:t xml:space="preserve">    Dec 2011 – Jun 2024</w:t>
+      </w:r>
+    </w:p>
+    <w:p>
+      <w:pPr>
+        <w:spacing w:before="0" w:after="40"/>
+      </w:pPr>
+      <w:r>
+        <w:rPr>
+          <w:b w:val="0"/>
+          <w:color w:val="4A6A8A"/>
+          <w:sz w:val="18"/>
+        </w:rPr>
+        <w:t>Global Technology Co., Ltd., Myanmar</w:t>
+      </w:r>
+    </w:p>
+    <w:p>
+      <w:pPr>
+        <w:spacing w:before="0" w:after="20"/>
+        <w:ind w:left="283" w:hanging="170"/>
+      </w:pPr>
+      <w:r>
+        <w:rPr>
+          <w:b w:val="0"/>
+          <w:color w:val="555555"/>
+          <w:sz w:val="17"/>
+        </w:rPr>
+        <w:t>▸  Operated nationwide ISP core network infrastructure supporting millions of users</w:t>
+      </w:r>
+    </w:p>
+    <w:p>
+      <w:pPr>
+        <w:spacing w:before="0" w:after="20"/>
+        <w:ind w:left="283" w:hanging="170"/>
+      </w:pPr>
+      <w:r>
+        <w:rPr>
+          <w:b w:val="0"/>
+          <w:color w:val="555555"/>
+          <w:sz w:val="17"/>
+        </w:rPr>
+        <w:t>▸  Designed and implemented IP Transit, MPLS VPN, FTTH, DIA, and WAN services</w:t>
+      </w:r>
+    </w:p>
+    <w:p>
+      <w:pPr>
+        <w:spacing w:before="0" w:after="20"/>
+        <w:ind w:left="283" w:hanging="170"/>
+      </w:pPr>
+      <w:r>
+        <w:rPr>
+          <w:b w:val="0"/>
+          <w:color w:val="555555"/>
+          <w:sz w:val="17"/>
+        </w:rPr>
+        <w:t>▸  Led L2/L3 escalation response for critical nationwide network outages</w:t>
+      </w:r>
+    </w:p>
+    <w:p>
+      <w:pPr>
+        <w:spacing w:before="0" w:after="20"/>
+        <w:ind w:left="283" w:hanging="170"/>
+      </w:pPr>
+      <w:r>
+        <w:rPr>
+          <w:b w:val="0"/>
+          <w:color w:val="555555"/>
+          <w:sz w:val="17"/>
+        </w:rPr>
+        <w:t>▸  Built International Gateway networks with eBGP/iBGP peering and global CDNs (Google, Facebook, Netflix)</w:t>
+      </w:r>
+    </w:p>
+    <w:p>
+      <w:pPr>
+        <w:spacing w:before="0" w:after="20"/>
+        <w:ind w:left="283" w:hanging="170"/>
+      </w:pPr>
+      <w:r>
+        <w:rPr>
+          <w:b w:val="0"/>
+          <w:color w:val="555555"/>
+          <w:sz w:val="17"/>
+        </w:rPr>
+        <w:t>▸  Deployed MPLS core network using IS-IS, MP-BGP, Traffic Engineering, and QoS</w:t>
+      </w:r>
+    </w:p>
+    <w:p>
+      <w:pPr>
+        <w:spacing w:before="0" w:after="20"/>
+        <w:ind w:left="283" w:hanging="170"/>
+      </w:pPr>
+      <w:r>
+        <w:rPr>
+          <w:b w:val="0"/>
+          <w:color w:val="555555"/>
+          <w:sz w:val="17"/>
+        </w:rPr>
+        <w:t>▸  Conducted capacity planning and 160G–400G backbone upgrades</w:t>
+      </w:r>
+    </w:p>
+    <w:p>
+      <w:pPr>
+        <w:spacing w:before="0" w:after="20"/>
+        <w:ind w:left="283" w:hanging="170"/>
+      </w:pPr>
+      <w:r>
+        <w:rPr>
+          <w:b w:val="0"/>
+          <w:color w:val="555555"/>
+          <w:sz w:val="17"/>
+        </w:rPr>
+        <w:t>▸  Expanded POP sites and multi-service platforms for high availability and redundancy</w:t>
+      </w:r>
+    </w:p>
+    <w:p>
+      <w:pPr>
+        <w:spacing w:before="160" w:after="0"/>
+      </w:pPr>
+      <w:r>
+        <w:rPr>
+          <w:b/>
+          <w:color w:val="1A2A4A"/>
+          <w:sz w:val="20"/>
+        </w:rPr>
+        <w:t>Smart City &amp; Network Projects</w:t>
+      </w:r>
+      <w:r>
+        <w:rPr>
+          <w:b w:val="0"/>
+          <w:color w:val="999999"/>
+          <w:sz w:val="16"/>
+        </w:rPr>
+        <w:t xml:space="preserve">    2018 – Present</w:t>
+      </w:r>
+    </w:p>
+    <w:p>
+      <w:pPr>
+        <w:spacing w:before="0" w:after="40"/>
+      </w:pPr>
+      <w:r>
+        <w:rPr>
+          <w:b w:val="0"/>
+          <w:color w:val="4A6A8A"/>
+          <w:sz w:val="18"/>
+        </w:rPr>
+        <w:t>Various Projects</w:t>
+      </w:r>
+    </w:p>
+    <w:p>
+      <w:pPr>
+        <w:spacing w:before="0" w:after="20"/>
+        <w:ind w:left="283" w:hanging="170"/>
+      </w:pPr>
+      <w:r>
+        <w:rPr>
+          <w:b w:val="0"/>
+          <w:color w:val="555555"/>
+          <w:sz w:val="17"/>
+        </w:rPr>
+        <w:t>▸  Designed Smart City network infrastructure for urban surveillance and IoT integration</w:t>
+      </w:r>
+    </w:p>
+    <w:p>
+      <w:pPr>
+        <w:spacing w:before="0" w:after="20"/>
+        <w:ind w:left="283" w:hanging="170"/>
+      </w:pPr>
+      <w:r>
+        <w:rPr>
+          <w:b w:val="0"/>
+          <w:color w:val="555555"/>
+          <w:sz w:val="17"/>
+        </w:rPr>
+        <w:t>▸  Built secure, high-availability connectivity between edge devices, data centers, and private clouds</w:t>
+      </w:r>
+    </w:p>
+    <w:p>
+      <w:r>
+        <w:br w:type="page"/>
+      </w:r>
+    </w:p>
+    <w:p>
+      <w:pPr>
+        <w:spacing w:before="280" w:after="80"/>
+        <w:pBdr>
+          <w:bottom w:val="single" w:sz="8" w:space="1" w:color="1A2A4A"/>
+        </w:pBdr>
+      </w:pPr>
+      <w:r>
+        <w:rPr>
+          <w:b/>
+          <w:color w:val="1A2A4A"/>
+          <w:sz w:val="20"/>
+        </w:rPr>
+        <w:t>CERTIFICATIONS &amp; TRAINING</w:t>
+      </w:r>
+    </w:p>
+    <w:p>
+      <w:pPr>
+        <w:spacing w:before="0" w:after="40"/>
+        <w:ind w:left="283" w:hanging="170"/>
+      </w:pPr>
+      <w:r>
+        <w:rPr>
+          <w:b w:val="0"/>
+          <w:color w:val="4A6A8A"/>
+          <w:sz w:val="17"/>
+        </w:rPr>
+        <w:t xml:space="preserve">▸  </w:t>
+      </w:r>
+      <w:r>
+        <w:rPr>
+          <w:b/>
+          <w:color w:val="1A2A4A"/>
+          <w:sz w:val="17"/>
+        </w:rPr>
+        <w:t xml:space="preserve">Cisco Certified Specialist – ENARSI </w:t>
+      </w:r>
+      <w:r>
+        <w:rPr>
+          <w:b w:val="0"/>
+          <w:color w:val="555555"/>
+          <w:sz w:val="17"/>
+        </w:rPr>
+        <w:t xml:space="preserve"> —  Cisco Certified</w:t>
+      </w:r>
+    </w:p>
+    <w:p>
+      <w:pPr>
+        <w:spacing w:before="0" w:after="40"/>
+        <w:ind w:left="283" w:hanging="170"/>
+      </w:pPr>
+      <w:r>
+        <w:rPr>
+          <w:b w:val="0"/>
+          <w:color w:val="4A6A8A"/>
+          <w:sz w:val="17"/>
+        </w:rPr>
+        <w:t xml:space="preserve">▸  </w:t>
+      </w:r>
+      <w:r>
+        <w:rPr>
+          <w:b/>
+          <w:color w:val="1A2A4A"/>
+          <w:sz w:val="17"/>
+        </w:rPr>
+        <w:t xml:space="preserve">CCIE Service Provider </w:t>
+      </w:r>
+      <w:r>
+        <w:rPr>
+          <w:b w:val="0"/>
+          <w:color w:val="555555"/>
+          <w:sz w:val="17"/>
+        </w:rPr>
+        <w:t xml:space="preserve"> —  Training</w:t>
+      </w:r>
+    </w:p>
+    <w:p>
+      <w:pPr>
+        <w:spacing w:before="0" w:after="40"/>
+        <w:ind w:left="283" w:hanging="170"/>
+      </w:pPr>
+      <w:r>
+        <w:rPr>
+          <w:b w:val="0"/>
+          <w:color w:val="4A6A8A"/>
+          <w:sz w:val="17"/>
+        </w:rPr>
+        <w:t xml:space="preserve">▸  </w:t>
+      </w:r>
+      <w:r>
+        <w:rPr>
+          <w:b/>
+          <w:color w:val="1A2A4A"/>
+          <w:sz w:val="17"/>
+        </w:rPr>
+        <w:t xml:space="preserve">CCIE Enterprise Infrastructure </w:t>
+      </w:r>
+      <w:r>
+        <w:rPr>
+          <w:b w:val="0"/>
+          <w:color w:val="555555"/>
+          <w:sz w:val="17"/>
+        </w:rPr>
+        <w:t xml:space="preserve"> —  Training</w:t>
+      </w:r>
+    </w:p>
+    <w:p>
+      <w:pPr>
+        <w:spacing w:before="0" w:after="40"/>
+        <w:ind w:left="283" w:hanging="170"/>
+      </w:pPr>
+      <w:r>
+        <w:rPr>
+          <w:b w:val="0"/>
+          <w:color w:val="4A6A8A"/>
+          <w:sz w:val="17"/>
+        </w:rPr>
+        <w:t xml:space="preserve">▸  </w:t>
+      </w:r>
+      <w:r>
+        <w:rPr>
+          <w:b/>
+          <w:color w:val="1A2A4A"/>
+          <w:sz w:val="17"/>
+        </w:rPr>
+        <w:t xml:space="preserve">CCNP Routing &amp; Switching </w:t>
+      </w:r>
+      <w:r>
+        <w:rPr>
+          <w:b w:val="0"/>
+          <w:color w:val="555555"/>
+          <w:sz w:val="17"/>
+        </w:rPr>
+        <w:t xml:space="preserve"> —  Training</w:t>
+      </w:r>
+    </w:p>
+    <w:p>
+      <w:pPr>
+        <w:spacing w:before="280" w:after="80"/>
+        <w:pBdr>
+          <w:bottom w:val="single" w:sz="8" w:space="1" w:color="1A2A4A"/>
+        </w:pBdr>
+      </w:pPr>
+      <w:r>
+        <w:rPr>
+          <w:b/>
+          <w:color w:val="1A2A4A"/>
+          <w:sz w:val="20"/>
+        </w:rPr>
+        <w:t>HANDS-ON EQUIPMENT</w:t>
+      </w:r>
+    </w:p>
+    <w:p>
+      <w:pPr>
+        <w:spacing w:before="0" w:after="80" w:line="276" w:lineRule="auto"/>
+      </w:pPr>
+      <w:r>
+        <w:rPr>
+          <w:b w:val="0"/>
+          <w:color w:val="555555"/>
+          <w:sz w:val="17"/>
+        </w:rPr>
+        <w:t>Cisco ASR9K, NCS 5500/6000, Juniper MX, Nexus 9K/7K/5K/2K, Catalyst 9K, Cisco UCS, Cisco ACI, Cisco FMC/FTD/ASA, FortiGate, MikroTik, Zabbix</w:t>
+      </w:r>
+    </w:p>
+    <w:p>
+      <w:pPr>
+        <w:spacing w:before="280" w:after="80"/>
+        <w:pBdr>
+          <w:bottom w:val="single" w:sz="8" w:space="1" w:color="1A2A4A"/>
+        </w:pBdr>
+      </w:pPr>
+      <w:r>
+        <w:rPr>
+          <w:b/>
+          <w:color w:val="1A2A4A"/>
+          <w:sz w:val="20"/>
+        </w:rPr>
+        <w:t>ADDITIONAL INFO</w:t>
+      </w:r>
+    </w:p>
+    <w:p>
+      <w:pPr>
+        <w:spacing w:before="0" w:after="40"/>
+      </w:pPr>
+      <w:r>
+        <w:rPr>
+          <w:b/>
+          <w:color w:val="1A2A4A"/>
+          <w:sz w:val="18"/>
+        </w:rPr>
+        <w:t xml:space="preserve">Languages: </w:t>
+      </w:r>
+      <w:r>
+        <w:rPr>
+          <w:b w:val="0"/>
+          <w:color w:val="555555"/>
+          <w:sz w:val="18"/>
+        </w:rPr>
+        <w:t>English (Professional Working)  |  Burmese (Native)</w:t>
+      </w:r>
+    </w:p>
+    <w:p>
+      <w:pPr>
+        <w:spacing w:before="0" w:after="40"/>
+      </w:pPr>
+      <w:r>
+        <w:rPr>
+          <w:b/>
+          <w:color w:val="1A2A4A"/>
+          <w:sz w:val="18"/>
+        </w:rPr>
+        <w:t xml:space="preserve">Education: </w:t>
+      </w:r>
+      <w:r>
+        <w:rPr>
+          <w:b w:val="0"/>
+          <w:color w:val="555555"/>
+          <w:sz w:val="18"/>
+        </w:rPr>
+        <w:t>B.A. English — Mandalaya University, 2011–2016</w:t>
+      </w:r>
+    </w:p>
     <w:sectPr>
       <w:pgSz w:w="12240" w:h="15840"/>
-      <w:pgMar w:top="454" w:right="680" w:bottom="454" w:left="680" w:header="720" w:footer="720" w:gutter="0"/>
+      <w:pgMar w:top="567" w:right="1134" w:bottom="567" w:left="1134" w:header="720" w:footer="720" w:gutter="0"/>
       <w:cols w:space="720"/>
       <w:docGrid w:linePitch="360"/>
     </w:sectPr>
@@ -1375,11 +1158,11 @@
     <w:qFormat/>
     <w:rsid w:val="00FC693F"/>
     <w:pPr>
-      <w:spacing w:before="0" w:after="40" w:line="254" w:lineRule="auto"/>
+      <w:spacing w:before="0" w:after="80" w:line="276" w:lineRule="auto"/>
     </w:pPr>
     <w:rPr>
       <w:rFonts w:ascii="Calibri" w:hAnsi="Calibri"/>
-      <w:sz w:val="19"/>
+      <w:sz w:val="20"/>
     </w:rPr>
   </w:style>
   <w:style w:type="paragraph" w:styleId="Header">

--- a/Yan_Naing_Kyaw_Senior_Network_Engineer.docx
+++ b/Yan_Naing_Kyaw_Senior_Network_Engineer.docx
@@ -4,6 +4,7 @@
   <w:body>
     <w:p>
       <w:pPr>
+        <w:spacing w:after="0"/>
         <w:jc w:val="left"/>
       </w:pPr>
       <w:r>
@@ -17,7 +18,7 @@
     </w:p>
     <w:p>
       <w:pPr>
-        <w:spacing w:before="0" w:after="40"/>
+        <w:spacing w:before="0" w:after="0"/>
       </w:pPr>
       <w:r>
         <w:rPr>
@@ -30,7 +31,7 @@
     </w:p>
     <w:p>
       <w:pPr>
-        <w:spacing w:before="40" w:after="120"/>
+        <w:spacing w:before="40" w:after="0"/>
       </w:pPr>
       <w:r>
         <w:rPr>
@@ -38,7 +39,7 @@
           <w:color w:val="999999"/>
           <w:sz w:val="17"/>
         </w:rPr>
-        <w:t>✉ ynk.engineer@gmail.com  |  📞 +66 06-3327-5176  |  🔗 linkedin.com/in/yann-naing-kyaw-3ba69a10a</w:t>
+        <w:t>Bangkok, Thailand  |  ynk.engineer@gmail.com  |  +66 06-3327-5176  |  Line: ynk139</w:t>
       </w:r>
     </w:p>
     <w:p>
@@ -51,7 +52,7 @@
           <w:color w:val="999999"/>
           <w:sz w:val="17"/>
         </w:rPr>
-        <w:t>🌐 yannaingkyaw.github.io/portfolio  |  📍 Bangkok, Thailand</w:t>
+        <w:t>linkedin.com/in/yann-naing-kyaw-3ba69a10a  |  yannaingkyaw.github.io/portfolio</w:t>
       </w:r>
     </w:p>
     <w:p>
@@ -86,9 +87,9 @@
         <w:rPr>
           <w:b w:val="0"/>
           <w:color w:val="555555"/>
-          <w:sz w:val="18"/>
+          <w:sz w:val="17"/>
         </w:rPr>
-        <w:t>Senior Network Engineer with 13+ years of experience in ISP core networks, routing protocols, MPLS, and service provider infrastructure. Specialized in BGP/OSPF/IS-IS, MPLS VPN, data center networking, and large-scale network design. Proven track record operating nationwide backbone networks and leading critical escalation response.</w:t>
+        <w:t>Senior Network, Cloud &amp; Infrastructure Engineer with 10+ years of experience across ISP, system integrator, private cloud, and Smart City environments. Expert in Cisco HyperFlex (HCI), VMware vCenter, Cisco UCS, Cisco ACI, and MicroCloud implementation. Proven success designing, deploying, and operating large-scale, high-availability networks and Smart City platforms integrating video surveillance, IoT, and AI analytics.</w:t>
       </w:r>
     </w:p>
     <w:p>
@@ -104,12 +105,13 @@
           <w:color w:val="1A2A4A"/>
           <w:sz w:val="20"/>
         </w:rPr>
-        <w:t>CORE SKILLS</w:t>
+        <w:t>CORE SKILLS &amp; TECHNOLOGIES</w:t>
       </w:r>
     </w:p>
     <w:p>
       <w:pPr>
-        <w:spacing w:before="0" w:after="40"/>
+        <w:spacing w:before="0" w:after="20"/>
+        <w:ind w:left="170"/>
       </w:pPr>
       <w:r>
         <w:rPr>
@@ -117,7 +119,7 @@
           <w:color w:val="1A2A4A"/>
           <w:sz w:val="17"/>
         </w:rPr>
-        <w:t xml:space="preserve">Routing &amp; Switching: </w:t>
+        <w:t xml:space="preserve">Networking: </w:t>
       </w:r>
       <w:r>
         <w:rPr>
@@ -125,23 +127,21 @@
           <w:color w:val="555555"/>
           <w:sz w:val="17"/>
         </w:rPr>
-        <w:t>BGP, OSPF, IS-IS, MP-BGP, L2/L3 Design, VLAN, STP</w:t>
+        <w:t>BGP, OSPF, IS-IS, MPLS, MP-BGP, SD-WAN, VPN, VLAN, L2/L3 design</w:t>
       </w:r>
-      <w:r>
-        <w:rPr>
-          <w:b w:val="0"/>
-          <w:color w:val="DDDDDD"/>
-          <w:sz w:val="17"/>
-        </w:rPr>
-        <w:t xml:space="preserve">    |    </w:t>
-      </w:r>
+    </w:p>
+    <w:p>
+      <w:pPr>
+        <w:spacing w:before="0" w:after="20"/>
+        <w:ind w:left="170"/>
+      </w:pPr>
       <w:r>
         <w:rPr>
           <w:b/>
           <w:color w:val="1A2A4A"/>
           <w:sz w:val="17"/>
         </w:rPr>
-        <w:t xml:space="preserve">MPLS &amp; WAN: </w:t>
+        <w:t xml:space="preserve">Cloud &amp; Virtualization: </w:t>
       </w:r>
       <w:r>
         <w:rPr>
@@ -149,12 +149,13 @@
           <w:color w:val="555555"/>
           <w:sz w:val="17"/>
         </w:rPr>
-        <w:t>MPLS, MPLS VPN, TE, QoS, SD-WAN, VPN, IP Transit</w:t>
+        <w:t>Cisco HyperFlex (HCI), Cisco UCS, VMware vCenter/ESXi, Private Cloud, MicroCloud</w:t>
       </w:r>
     </w:p>
     <w:p>
       <w:pPr>
-        <w:spacing w:before="0" w:after="40"/>
+        <w:spacing w:before="0" w:after="20"/>
+        <w:ind w:left="170"/>
       </w:pPr>
       <w:r>
         <w:rPr>
@@ -162,7 +163,7 @@
           <w:color w:val="1A2A4A"/>
           <w:sz w:val="17"/>
         </w:rPr>
-        <w:t xml:space="preserve">Service Provider: </w:t>
+        <w:t xml:space="preserve">Data Center &amp; Automation: </w:t>
       </w:r>
       <w:r>
         <w:rPr>
@@ -170,16 +171,14 @@
           <w:color w:val="555555"/>
           <w:sz w:val="17"/>
         </w:rPr>
-        <w:t>FTTH, DIA, IGW, eBGP/iBGP, CDN Peering, Capacity Planning</w:t>
+        <w:t>Cisco ACI, UCS Manager, Firewall-as-a-Service (FWaaS)</w:t>
       </w:r>
-      <w:r>
-        <w:rPr>
-          <w:b w:val="0"/>
-          <w:color w:val="DDDDDD"/>
-          <w:sz w:val="17"/>
-        </w:rPr>
-        <w:t xml:space="preserve">    |    </w:t>
-      </w:r>
+    </w:p>
+    <w:p>
+      <w:pPr>
+        <w:spacing w:before="0" w:after="20"/>
+        <w:ind w:left="170"/>
+      </w:pPr>
       <w:r>
         <w:rPr>
           <w:b/>
@@ -199,7 +198,8 @@
     </w:p>
     <w:p>
       <w:pPr>
-        <w:spacing w:before="0" w:after="40"/>
+        <w:spacing w:before="0" w:after="20"/>
+        <w:ind w:left="170"/>
       </w:pPr>
       <w:r>
         <w:rPr>
@@ -207,7 +207,7 @@
           <w:color w:val="1A2A4A"/>
           <w:sz w:val="17"/>
         </w:rPr>
-        <w:t xml:space="preserve">Data Center: </w:t>
+        <w:t xml:space="preserve">Smart City &amp; IoT: </w:t>
       </w:r>
       <w:r>
         <w:rPr>
@@ -215,23 +215,21 @@
           <w:color w:val="555555"/>
           <w:sz w:val="17"/>
         </w:rPr>
-        <w:t>Cisco ACI, Nexus, UCS, FWaaS</w:t>
+        <w:t>AI VMS (Eocortex, Scylla AI), IoT connectivity, GPU infrastructure</w:t>
       </w:r>
-      <w:r>
-        <w:rPr>
-          <w:b w:val="0"/>
-          <w:color w:val="DDDDDD"/>
-          <w:sz w:val="17"/>
-        </w:rPr>
-        <w:t xml:space="preserve">    |    </w:t>
-      </w:r>
+    </w:p>
+    <w:p>
+      <w:pPr>
+        <w:spacing w:before="0" w:after="20"/>
+        <w:ind w:left="170"/>
+      </w:pPr>
       <w:r>
         <w:rPr>
           <w:b/>
           <w:color w:val="1A2A4A"/>
           <w:sz w:val="17"/>
         </w:rPr>
-        <w:t xml:space="preserve">Monitoring &amp; Voice: </w:t>
+        <w:t xml:space="preserve">Monitoring: </w:t>
       </w:r>
       <w:r>
         <w:rPr>
@@ -239,7 +237,29 @@
           <w:color w:val="555555"/>
           <w:sz w:val="17"/>
         </w:rPr>
-        <w:t>Zabbix, SNMP, Cacti, VoIP/SIP</w:t>
+        <w:t>Zabbix, SNMP, Cacti</w:t>
+      </w:r>
+    </w:p>
+    <w:p>
+      <w:pPr>
+        <w:spacing w:before="0" w:after="20"/>
+        <w:ind w:left="170"/>
+      </w:pPr>
+      <w:r>
+        <w:rPr>
+          <w:b/>
+          <w:color w:val="1A2A4A"/>
+          <w:sz w:val="17"/>
+        </w:rPr>
+        <w:t xml:space="preserve">Voice &amp; PBX: </w:t>
+      </w:r>
+      <w:r>
+        <w:rPr>
+          <w:b w:val="0"/>
+          <w:color w:val="555555"/>
+          <w:sz w:val="17"/>
+        </w:rPr>
+        <w:t>Cloud PBX, VoIP, SIP Trunking</w:t>
       </w:r>
     </w:p>
     <w:p>
@@ -255,7 +275,7 @@
           <w:color w:val="1A2A4A"/>
           <w:sz w:val="20"/>
         </w:rPr>
-        <w:t>EXPERIENCE</w:t>
+        <w:t>PROFESSIONAL EXPERIENCE</w:t>
       </w:r>
     </w:p>
     <w:p>
@@ -276,7 +296,7 @@
           <w:color w:val="999999"/>
           <w:sz w:val="16"/>
         </w:rPr>
-        <w:t xml:space="preserve">    Jun 2024 – Present</w:t>
+        <w:t xml:space="preserve">    June 2024 – Present</w:t>
       </w:r>
     </w:p>
     <w:p>
@@ -289,7 +309,49 @@
           <w:color w:val="4A6A8A"/>
           <w:sz w:val="18"/>
         </w:rPr>
-        <w:t>Planetcomm / Planetcloud, Bangkok, Thailand</w:t>
+        <w:t>PLANETCOMM / PLANETCLOUD — Bangkok, Thailand</w:t>
+      </w:r>
+    </w:p>
+    <w:p>
+      <w:pPr>
+        <w:spacing w:before="0" w:after="20"/>
+        <w:ind w:left="283" w:hanging="170"/>
+      </w:pPr>
+      <w:r>
+        <w:rPr>
+          <w:b w:val="0"/>
+          <w:color w:val="555555"/>
+          <w:sz w:val="17"/>
+        </w:rPr>
+        <w:t>▸  Designed and operated Cisco HyperFlex HCI and UCS-based private cloud environments</w:t>
+      </w:r>
+    </w:p>
+    <w:p>
+      <w:pPr>
+        <w:spacing w:before="0" w:after="20"/>
+        <w:ind w:left="283" w:hanging="170"/>
+      </w:pPr>
+      <w:r>
+        <w:rPr>
+          <w:b w:val="0"/>
+          <w:color w:val="555555"/>
+          <w:sz w:val="17"/>
+        </w:rPr>
+        <w:t>▸  Managed virtualization infrastructure using VMware vCenter and automated provisioning workflows</w:t>
+      </w:r>
+    </w:p>
+    <w:p>
+      <w:pPr>
+        <w:spacing w:before="0" w:after="20"/>
+        <w:ind w:left="283" w:hanging="170"/>
+      </w:pPr>
+      <w:r>
+        <w:rPr>
+          <w:b w:val="0"/>
+          <w:color w:val="555555"/>
+          <w:sz w:val="17"/>
+        </w:rPr>
+        <w:t>▸  Implemented MicroCloud environments for rapid POC and edge deployments</w:t>
       </w:r>
     </w:p>
     <w:p>
@@ -345,7 +407,7 @@
           <w:color w:val="555555"/>
           <w:sz w:val="17"/>
         </w:rPr>
-        <w:t>▸  Designed and implemented SPDC Data Center and FWaaS firewall solutions</w:t>
+        <w:t>▸  Designed and implemented SPDC Data Center and FWaaS solutions</w:t>
       </w:r>
     </w:p>
     <w:p>
@@ -359,7 +421,7 @@
           <w:color w:val="555555"/>
           <w:sz w:val="17"/>
         </w:rPr>
-        <w:t>▸  Collaborated with cross-vendor teams for integrated network and infrastructure deployments</w:t>
+        <w:t>▸  Collaborated with cross-vendor teams for integrated cloud and Smart City deployments</w:t>
       </w:r>
     </w:p>
     <w:p>
@@ -380,7 +442,7 @@
           <w:color w:val="999999"/>
           <w:sz w:val="16"/>
         </w:rPr>
-        <w:t xml:space="preserve">    Dec 2011 – Jun 2024</w:t>
+        <w:t xml:space="preserve">    December 2011 – June 2024</w:t>
       </w:r>
     </w:p>
     <w:p>
@@ -393,7 +455,7 @@
           <w:color w:val="4A6A8A"/>
           <w:sz w:val="18"/>
         </w:rPr>
-        <w:t>Global Technology Co., Ltd., Myanmar</w:t>
+        <w:t>GLOBAL TECHNOLOGY CO., LTD. — Myanmar</w:t>
       </w:r>
     </w:p>
     <w:p>
@@ -407,7 +469,7 @@
           <w:color w:val="555555"/>
           <w:sz w:val="17"/>
         </w:rPr>
-        <w:t>▸  Operated nationwide ISP core network infrastructure supporting millions of users</w:t>
+        <w:t>▸  Operated and maintained nationwide ISP core network infrastructure supporting millions of users</w:t>
       </w:r>
     </w:p>
     <w:p>
@@ -449,7 +511,7 @@
           <w:color w:val="555555"/>
           <w:sz w:val="17"/>
         </w:rPr>
-        <w:t>▸  Built International Gateway networks with eBGP/iBGP peering and global CDNs (Google, Facebook, Netflix)</w:t>
+        <w:t>▸  Built International Gateway (IGW) networks with eBGP/iBGP peering and global CDNs (Google, Facebook, Netflix)</w:t>
       </w:r>
     </w:p>
     <w:p>
@@ -463,7 +525,7 @@
           <w:color w:val="555555"/>
           <w:sz w:val="17"/>
         </w:rPr>
-        <w:t>▸  Deployed MPLS core network using IS-IS, MP-BGP, Traffic Engineering, and QoS</w:t>
+        <w:t>▸  Designed and deployed MPLS core network using IS-IS, MP-BGP, TE, and QoS</w:t>
       </w:r>
     </w:p>
     <w:p>
@@ -504,28 +566,7 @@
           <w:color w:val="1A2A4A"/>
           <w:sz w:val="20"/>
         </w:rPr>
-        <w:t>Smart City &amp; Network Projects</w:t>
-      </w:r>
-      <w:r>
-        <w:rPr>
-          <w:b w:val="0"/>
-          <w:color w:val="999999"/>
-          <w:sz w:val="16"/>
-        </w:rPr>
-        <w:t xml:space="preserve">    2018 – Present</w:t>
-      </w:r>
-    </w:p>
-    <w:p>
-      <w:pPr>
-        <w:spacing w:before="0" w:after="40"/>
-      </w:pPr>
-      <w:r>
-        <w:rPr>
-          <w:b w:val="0"/>
-          <w:color w:val="4A6A8A"/>
-          <w:sz w:val="18"/>
-        </w:rPr>
-        <w:t>Various Projects</w:t>
+        <w:t>Smart City &amp; AI Platform Projects</w:t>
       </w:r>
     </w:p>
     <w:p>
@@ -540,6 +581,34 @@
           <w:sz w:val="17"/>
         </w:rPr>
         <w:t>▸  Designed Smart City network infrastructure for urban surveillance and IoT integration</w:t>
+      </w:r>
+    </w:p>
+    <w:p>
+      <w:pPr>
+        <w:spacing w:before="0" w:after="20"/>
+        <w:ind w:left="283" w:hanging="170"/>
+      </w:pPr>
+      <w:r>
+        <w:rPr>
+          <w:b w:val="0"/>
+          <w:color w:val="555555"/>
+          <w:sz w:val="17"/>
+        </w:rPr>
+        <w:t>▸  Deployed AI VMS (Eocortex, Scylla AI) with facial recognition, object detection, and behavior analytics</w:t>
+      </w:r>
+    </w:p>
+    <w:p>
+      <w:pPr>
+        <w:spacing w:before="0" w:after="20"/>
+        <w:ind w:left="283" w:hanging="170"/>
+      </w:pPr>
+      <w:r>
+        <w:rPr>
+          <w:b w:val="0"/>
+          <w:color w:val="555555"/>
+          <w:sz w:val="17"/>
+        </w:rPr>
+        <w:t>▸  Architected GPU-enabled edge and data center environments for real-time AI inference</w:t>
       </w:r>
     </w:p>
     <w:p>
@@ -574,13 +643,13 @@
           <w:color w:val="1A2A4A"/>
           <w:sz w:val="20"/>
         </w:rPr>
-        <w:t>CERTIFICATIONS &amp; TRAINING</w:t>
+        <w:t>CERTIFICATIONS</w:t>
       </w:r>
     </w:p>
     <w:p>
       <w:pPr>
-        <w:spacing w:before="0" w:after="40"/>
-        <w:ind w:left="283" w:hanging="170"/>
+        <w:spacing w:before="0" w:after="80"/>
+        <w:ind w:left="170"/>
       </w:pPr>
       <w:r>
         <w:rPr>
@@ -596,7 +665,37 @@
           <w:color w:val="1A2A4A"/>
           <w:sz w:val="17"/>
         </w:rPr>
-        <w:t xml:space="preserve">Cisco Certified Specialist – ENARSI </w:t>
+        <w:t>Cisco Certified Specialist – ENARSI</w:t>
+      </w:r>
+    </w:p>
+    <w:p>
+      <w:pPr>
+        <w:spacing w:before="280" w:after="80"/>
+        <w:pBdr>
+          <w:bottom w:val="single" w:sz="8" w:space="1" w:color="1A2A4A"/>
+        </w:pBdr>
+      </w:pPr>
+      <w:r>
+        <w:rPr>
+          <w:b/>
+          <w:color w:val="1A2A4A"/>
+          <w:sz w:val="20"/>
+        </w:rPr>
+        <w:t>TRAINING &amp; PROFESSIONAL DEVELOPMENT</w:t>
+      </w:r>
+    </w:p>
+    <w:p>
+      <w:pPr>
+        <w:spacing w:before="0" w:after="40"/>
+        <w:ind w:left="170"/>
+      </w:pPr>
+      <w:r>
+        <w:rPr>
+          <w:b w:val="0"/>
+          <w:color w:val="4A6A8A"/>
+          <w:sz w:val="17"/>
+        </w:rPr>
+        <w:t xml:space="preserve">▸  </w:t>
       </w:r>
       <w:r>
         <w:rPr>
@@ -604,13 +703,102 @@
           <w:color w:val="555555"/>
           <w:sz w:val="17"/>
         </w:rPr>
-        <w:t xml:space="preserve"> —  Cisco Certified</w:t>
+        <w:t>CCIE Service Provider Training – BIM</w:t>
       </w:r>
     </w:p>
     <w:p>
       <w:pPr>
         <w:spacing w:before="0" w:after="40"/>
-        <w:ind w:left="283" w:hanging="170"/>
+        <w:ind w:left="170"/>
+      </w:pPr>
+      <w:r>
+        <w:rPr>
+          <w:b w:val="0"/>
+          <w:color w:val="4A6A8A"/>
+          <w:sz w:val="17"/>
+        </w:rPr>
+        <w:t xml:space="preserve">▸  </w:t>
+      </w:r>
+      <w:r>
+        <w:rPr>
+          <w:b w:val="0"/>
+          <w:color w:val="555555"/>
+          <w:sz w:val="17"/>
+        </w:rPr>
+        <w:t>CCIE Enterprise Infrastructure Training – Sai Nyan Lynn (3× CCIE #38501 – R&amp;S, SP, DC)</w:t>
+      </w:r>
+    </w:p>
+    <w:p>
+      <w:pPr>
+        <w:spacing w:before="0" w:after="40"/>
+        <w:ind w:left="170"/>
+      </w:pPr>
+      <w:r>
+        <w:rPr>
+          <w:b w:val="0"/>
+          <w:color w:val="4A6A8A"/>
+          <w:sz w:val="17"/>
+        </w:rPr>
+        <w:t xml:space="preserve">▸  </w:t>
+      </w:r>
+      <w:r>
+        <w:rPr>
+          <w:b w:val="0"/>
+          <w:color w:val="555555"/>
+          <w:sz w:val="17"/>
+        </w:rPr>
+        <w:t>CCNP Routing &amp; Switching Training – Aung Naing Moe</w:t>
+      </w:r>
+    </w:p>
+    <w:p>
+      <w:pPr>
+        <w:spacing w:before="280" w:after="80"/>
+        <w:pBdr>
+          <w:bottom w:val="single" w:sz="8" w:space="1" w:color="1A2A4A"/>
+        </w:pBdr>
+      </w:pPr>
+      <w:r>
+        <w:rPr>
+          <w:b/>
+          <w:color w:val="1A2A4A"/>
+          <w:sz w:val="20"/>
+        </w:rPr>
+        <w:t>HANDS-ON DEVICES</w:t>
+      </w:r>
+    </w:p>
+    <w:p>
+      <w:pPr>
+        <w:spacing w:before="0" w:after="80" w:line="276" w:lineRule="auto"/>
+      </w:pPr>
+      <w:r>
+        <w:rPr>
+          <w:b w:val="0"/>
+          <w:color w:val="555555"/>
+          <w:sz w:val="17"/>
+        </w:rPr>
+        <w:t>Cisco ASR 9010/9006/7710/1001/903/920 | Cisco NCS 540/520 | Cisco ISR 4321 | Cisco Catalyst 3650/4508/6504/C8300 | Cisco Nexus 3524 | Cisco ASA/FTD/FMC | FortiGate 30E/60E | Huawei NetEngine 8000 | SIP &amp; Voice Platforms</w:t>
+      </w:r>
+    </w:p>
+    <w:p>
+      <w:pPr>
+        <w:spacing w:before="280" w:after="80"/>
+        <w:pBdr>
+          <w:bottom w:val="single" w:sz="8" w:space="1" w:color="1A2A4A"/>
+        </w:pBdr>
+      </w:pPr>
+      <w:r>
+        <w:rPr>
+          <w:b/>
+          <w:color w:val="1A2A4A"/>
+          <w:sz w:val="20"/>
+        </w:rPr>
+        <w:t>EDUCATION</w:t>
+      </w:r>
+    </w:p>
+    <w:p>
+      <w:pPr>
+        <w:spacing w:before="0" w:after="40"/>
+        <w:ind w:left="170"/>
       </w:pPr>
       <w:r>
         <w:rPr>
@@ -626,7 +814,7 @@
           <w:color w:val="1A2A4A"/>
           <w:sz w:val="17"/>
         </w:rPr>
-        <w:t xml:space="preserve">CCIE Service Provider </w:t>
+        <w:t>Bachelor of Arts in English</w:t>
       </w:r>
       <w:r>
         <w:rPr>
@@ -634,67 +822,7 @@
           <w:color w:val="555555"/>
           <w:sz w:val="17"/>
         </w:rPr>
-        <w:t xml:space="preserve"> —  Training</w:t>
-      </w:r>
-    </w:p>
-    <w:p>
-      <w:pPr>
-        <w:spacing w:before="0" w:after="40"/>
-        <w:ind w:left="283" w:hanging="170"/>
-      </w:pPr>
-      <w:r>
-        <w:rPr>
-          <w:b w:val="0"/>
-          <w:color w:val="4A6A8A"/>
-          <w:sz w:val="17"/>
-        </w:rPr>
-        <w:t xml:space="preserve">▸  </w:t>
-      </w:r>
-      <w:r>
-        <w:rPr>
-          <w:b/>
-          <w:color w:val="1A2A4A"/>
-          <w:sz w:val="17"/>
-        </w:rPr>
-        <w:t xml:space="preserve">CCIE Enterprise Infrastructure </w:t>
-      </w:r>
-      <w:r>
-        <w:rPr>
-          <w:b w:val="0"/>
-          <w:color w:val="555555"/>
-          <w:sz w:val="17"/>
-        </w:rPr>
-        <w:t xml:space="preserve"> —  Training</w:t>
-      </w:r>
-    </w:p>
-    <w:p>
-      <w:pPr>
-        <w:spacing w:before="0" w:after="40"/>
-        <w:ind w:left="283" w:hanging="170"/>
-      </w:pPr>
-      <w:r>
-        <w:rPr>
-          <w:b w:val="0"/>
-          <w:color w:val="4A6A8A"/>
-          <w:sz w:val="17"/>
-        </w:rPr>
-        <w:t xml:space="preserve">▸  </w:t>
-      </w:r>
-      <w:r>
-        <w:rPr>
-          <w:b/>
-          <w:color w:val="1A2A4A"/>
-          <w:sz w:val="17"/>
-        </w:rPr>
-        <w:t xml:space="preserve">CCNP Routing &amp; Switching </w:t>
-      </w:r>
-      <w:r>
-        <w:rPr>
-          <w:b w:val="0"/>
-          <w:color w:val="555555"/>
-          <w:sz w:val="17"/>
-        </w:rPr>
-        <w:t xml:space="preserve"> —  Training</w:t>
+        <w:t xml:space="preserve"> — Mandalaya University, Myanmar (2011–2016)</w:t>
       </w:r>
     </w:p>
     <w:p>
@@ -710,78 +838,51 @@
           <w:color w:val="1A2A4A"/>
           <w:sz w:val="20"/>
         </w:rPr>
-        <w:t>HANDS-ON EQUIPMENT</w:t>
+        <w:t>LANGUAGES</w:t>
       </w:r>
     </w:p>
     <w:p>
       <w:pPr>
-        <w:spacing w:before="0" w:after="80" w:line="276" w:lineRule="auto"/>
+        <w:spacing w:before="0" w:after="40"/>
+        <w:ind w:left="170"/>
       </w:pPr>
+      <w:r>
+        <w:rPr>
+          <w:b w:val="0"/>
+          <w:color w:val="4A6A8A"/>
+          <w:sz w:val="17"/>
+        </w:rPr>
+        <w:t xml:space="preserve">▸  </w:t>
+      </w:r>
       <w:r>
         <w:rPr>
           <w:b w:val="0"/>
           <w:color w:val="555555"/>
           <w:sz w:val="17"/>
         </w:rPr>
-        <w:t>Cisco ASR9K, NCS 5500/6000, Juniper MX, Nexus 9K/7K/5K/2K, Catalyst 9K, Cisco UCS, Cisco ACI, Cisco FMC/FTD/ASA, FortiGate, MikroTik, Zabbix</w:t>
-      </w:r>
-    </w:p>
-    <w:p>
-      <w:pPr>
-        <w:spacing w:before="280" w:after="80"/>
-        <w:pBdr>
-          <w:bottom w:val="single" w:sz="8" w:space="1" w:color="1A2A4A"/>
-        </w:pBdr>
-      </w:pPr>
-      <w:r>
-        <w:rPr>
-          <w:b/>
-          <w:color w:val="1A2A4A"/>
-          <w:sz w:val="20"/>
-        </w:rPr>
-        <w:t>ADDITIONAL INFO</w:t>
+        <w:t>English: Professional Working</w:t>
       </w:r>
     </w:p>
     <w:p>
       <w:pPr>
         <w:spacing w:before="0" w:after="40"/>
+        <w:ind w:left="170"/>
       </w:pPr>
       <w:r>
         <w:rPr>
-          <w:b/>
-          <w:color w:val="1A2A4A"/>
-          <w:sz w:val="18"/>
+          <w:b w:val="0"/>
+          <w:color w:val="4A6A8A"/>
+          <w:sz w:val="17"/>
         </w:rPr>
-        <w:t xml:space="preserve">Languages: </w:t>
+        <w:t xml:space="preserve">▸  </w:t>
       </w:r>
       <w:r>
         <w:rPr>
           <w:b w:val="0"/>
           <w:color w:val="555555"/>
-          <w:sz w:val="18"/>
+          <w:sz w:val="17"/>
         </w:rPr>
-        <w:t>English (Professional Working)  |  Burmese (Native)</w:t>
-      </w:r>
-    </w:p>
-    <w:p>
-      <w:pPr>
-        <w:spacing w:before="0" w:after="40"/>
-      </w:pPr>
-      <w:r>
-        <w:rPr>
-          <w:b/>
-          <w:color w:val="1A2A4A"/>
-          <w:sz w:val="18"/>
-        </w:rPr>
-        <w:t xml:space="preserve">Education: </w:t>
-      </w:r>
-      <w:r>
-        <w:rPr>
-          <w:b w:val="0"/>
-          <w:color w:val="555555"/>
-          <w:sz w:val="18"/>
-        </w:rPr>
-        <w:t>B.A. English — Mandalaya University, 2011–2016</w:t>
+        <w:t>Burmese: Native</w:t>
       </w:r>
     </w:p>
     <w:sectPr>
